--- a/public/2026/seq05/FICHE_S5-A03_SweetHome1_5eme.docx
+++ b/public/2026/seq05/FICHE_S5-A03_SweetHome1_5eme.docx
@@ -279,7 +279,7 @@
     </w:tbl>
     <w:p>
       <w:pPr>
-        <w:spacing w:after="60"/>
+        <w:spacing w:after="96"/>
       </w:pPr>
     </w:p>
     <w:tbl>
@@ -329,8 +329,8 @@
                 <w:bCs w:val="false"/>
                 <w:i w:val="false"/>
                 <w:iCs w:val="false"/>
-                <w:sz w:val="16"/>
-                <w:szCs w:val="16"/>
+                <w:sz w:val="24"/>
+                <w:szCs w:val="24"/>
               </w:rPr>
               <w:t xml:space="preserve">NOM : </w:t>
             </w:r>
@@ -364,8 +364,8 @@
                 <w:bCs w:val="false"/>
                 <w:i w:val="false"/>
                 <w:iCs w:val="false"/>
-                <w:sz w:val="16"/>
-                <w:szCs w:val="16"/>
+                <w:sz w:val="24"/>
+                <w:szCs w:val="24"/>
               </w:rPr>
               <w:t xml:space="preserve">PRÉNOM : </w:t>
             </w:r>
@@ -399,8 +399,8 @@
                 <w:bCs w:val="false"/>
                 <w:i w:val="false"/>
                 <w:iCs w:val="false"/>
-                <w:sz w:val="16"/>
-                <w:szCs w:val="16"/>
+                <w:sz w:val="24"/>
+                <w:szCs w:val="24"/>
               </w:rPr>
               <w:t xml:space="preserve">CLASSE : </w:t>
             </w:r>
@@ -434,10 +434,605 @@
                 <w:bCs w:val="false"/>
                 <w:i w:val="false"/>
                 <w:iCs w:val="false"/>
-                <w:sz w:val="16"/>
-                <w:szCs w:val="16"/>
+                <w:sz w:val="24"/>
+                <w:szCs w:val="24"/>
               </w:rPr>
               <w:t xml:space="preserve">MAISON : </w:t>
+            </w:r>
+          </w:p>
+        </w:tc>
+      </w:tr>
+    </w:tbl>
+    <w:p>
+      <w:pPr>
+        <w:spacing w:after="128"/>
+      </w:pPr>
+    </w:p>
+    <w:tbl>
+      <w:tblPr>
+        <w:tblW w:type="dxa" w:w="9360"/>
+        <w:tblBorders>
+          <w:top w:val="single" w:color="auto" w:sz="4"/>
+          <w:left w:val="single" w:color="auto" w:sz="4"/>
+          <w:bottom w:val="single" w:color="auto" w:sz="4"/>
+          <w:right w:val="single" w:color="auto" w:sz="4"/>
+          <w:insideH w:val="single" w:color="auto" w:sz="4"/>
+          <w:insideV w:val="single" w:color="auto" w:sz="4"/>
+        </w:tblBorders>
+      </w:tblPr>
+      <w:tblGrid>
+        <w:gridCol w:w="9360"/>
+      </w:tblGrid>
+      <w:tr>
+        <w:tc>
+          <w:tcPr>
+            <w:tcW w:type="dxa" w:w="9360"/>
+            <w:tcBorders>
+              <w:top w:val="single" w:color="000000" w:sz="6"/>
+              <w:left w:val="single" w:color="000000" w:sz="6"/>
+              <w:bottom w:val="single" w:color="000000" w:sz="6"/>
+              <w:right w:val="single" w:color="000000" w:sz="6"/>
+            </w:tcBorders>
+            <w:shd w:fill="D9D9D9" w:val="clear"/>
+            <w:tcMar>
+              <w:top w:type="dxa" w:w="40"/>
+              <w:left w:type="dxa" w:w="80"/>
+              <w:bottom w:type="dxa" w:w="40"/>
+              <w:right w:type="dxa" w:w="80"/>
+            </w:tcMar>
+            <w:vAlign w:val="center"/>
+          </w:tcPr>
+          <w:p>
+            <w:pPr>
+              <w:spacing w:after="0"/>
+              <w:jc w:val="center"/>
+            </w:pPr>
+            <w:r>
+              <w:rPr>
+                <w:rFonts w:ascii="Arial" w:cs="Arial" w:eastAsia="Arial" w:hAnsi="Arial"/>
+                <w:b/>
+                <w:bCs/>
+                <w:i w:val="false"/>
+                <w:iCs w:val="false"/>
+                <w:sz w:val="32"/>
+                <w:szCs w:val="32"/>
+              </w:rPr>
+              <w:t xml:space="preserve">SWEET HOME 3D (1) : PIÈCES ET MURS</w:t>
+            </w:r>
+          </w:p>
+        </w:tc>
+      </w:tr>
+    </w:tbl>
+    <w:p>
+      <w:pPr>
+        <w:spacing w:after="128"/>
+      </w:pPr>
+    </w:p>
+    <w:tbl>
+      <w:tblPr>
+        <w:tblW w:type="dxa" w:w="9360"/>
+        <w:tblBorders>
+          <w:top w:val="single" w:color="auto" w:sz="4"/>
+          <w:left w:val="single" w:color="auto" w:sz="4"/>
+          <w:bottom w:val="single" w:color="auto" w:sz="4"/>
+          <w:right w:val="single" w:color="auto" w:sz="4"/>
+          <w:insideH w:val="single" w:color="auto" w:sz="4"/>
+          <w:insideV w:val="single" w:color="auto" w:sz="4"/>
+        </w:tblBorders>
+      </w:tblPr>
+      <w:tblGrid>
+        <w:gridCol w:w="9360"/>
+      </w:tblGrid>
+      <w:tr>
+        <w:tc>
+          <w:tcPr>
+            <w:tcW w:type="dxa" w:w="9360"/>
+            <w:tcBorders>
+              <w:top w:val="single" w:color="000000" w:sz="6"/>
+              <w:left w:val="single" w:color="000000" w:sz="6"/>
+              <w:bottom w:val="single" w:color="000000" w:sz="6"/>
+              <w:right w:val="single" w:color="000000" w:sz="6"/>
+            </w:tcBorders>
+            <w:tcMar>
+              <w:top w:type="dxa" w:w="100"/>
+              <w:left w:type="dxa" w:w="120"/>
+              <w:bottom w:type="dxa" w:w="100"/>
+              <w:right w:type="dxa" w:w="120"/>
+            </w:tcMar>
+            <w:vAlign w:val="center"/>
+          </w:tcPr>
+          <w:p>
+            <w:pPr>
+              <w:spacing w:after="96"/>
+            </w:pPr>
+            <w:r>
+              <w:rPr>
+                <w:rFonts w:ascii="Arial" w:cs="Arial" w:eastAsia="Arial" w:hAnsi="Arial"/>
+                <w:b w:val="false"/>
+                <w:bCs w:val="false"/>
+                <w:i w:val="false"/>
+                <w:iCs w:val="false"/>
+                <w:sz w:val="24"/>
+                <w:szCs w:val="24"/>
+              </w:rPr>
+              <w:t xml:space="preserve">Ton plan papier est validé ! Direction le bureau d'études : la maquette numérique permet de VISITER la maison avant même de poser la première brique.</w:t>
+            </w:r>
+          </w:p>
+          <w:p>
+            <w:pPr>
+              <w:spacing w:after="0"/>
+            </w:pPr>
+            <w:r>
+              <w:rPr>
+                <w:rFonts w:ascii="Arial" w:cs="Arial" w:eastAsia="Arial" w:hAnsi="Arial"/>
+                <w:b/>
+                <w:bCs/>
+                <w:i/>
+                <w:iCs/>
+                <w:sz w:val="24"/>
+                <w:szCs w:val="24"/>
+              </w:rPr>
+              <w:t xml:space="preserve">❓ Comment transformer mon plan papier en maquette numérique ?</w:t>
+            </w:r>
+          </w:p>
+        </w:tc>
+      </w:tr>
+    </w:tbl>
+    <w:p>
+      <w:pPr>
+        <w:spacing w:after="128"/>
+      </w:pPr>
+    </w:p>
+    <w:tbl>
+      <w:tblPr>
+        <w:tblW w:type="dxa" w:w="9360"/>
+        <w:tblBorders>
+          <w:top w:val="single" w:color="auto" w:sz="4"/>
+          <w:left w:val="single" w:color="auto" w:sz="4"/>
+          <w:bottom w:val="single" w:color="auto" w:sz="4"/>
+          <w:right w:val="single" w:color="auto" w:sz="4"/>
+          <w:insideH w:val="single" w:color="auto" w:sz="4"/>
+          <w:insideV w:val="single" w:color="auto" w:sz="4"/>
+        </w:tblBorders>
+      </w:tblPr>
+      <w:tblGrid>
+        <w:gridCol w:w="9360"/>
+      </w:tblGrid>
+      <w:tr>
+        <w:tc>
+          <w:tcPr>
+            <w:tcW w:type="dxa" w:w="9360"/>
+            <w:tcBorders>
+              <w:top w:val="single" w:color="000000" w:sz="6"/>
+              <w:left w:val="single" w:color="000000" w:sz="6"/>
+              <w:bottom w:val="single" w:color="000000" w:sz="6"/>
+              <w:right w:val="single" w:color="000000" w:sz="6"/>
+            </w:tcBorders>
+            <w:shd w:fill="F2F2F2" w:val="clear"/>
+            <w:tcMar>
+              <w:top w:type="dxa" w:w="40"/>
+              <w:left w:type="dxa" w:w="80"/>
+              <w:bottom w:type="dxa" w:w="40"/>
+              <w:right w:type="dxa" w:w="80"/>
+            </w:tcMar>
+            <w:vAlign w:val="center"/>
+          </w:tcPr>
+          <w:p>
+            <w:pPr>
+              <w:spacing w:after="0"/>
+            </w:pPr>
+            <w:r>
+              <w:rPr>
+                <w:rFonts w:ascii="Arial" w:cs="Arial" w:eastAsia="Arial" w:hAnsi="Arial"/>
+                <w:b/>
+                <w:bCs/>
+                <w:i w:val="false"/>
+                <w:iCs w:val="false"/>
+                <w:sz w:val="26"/>
+                <w:szCs w:val="26"/>
+              </w:rPr>
+              <w:t xml:space="preserve">PARTIE 1 — Les 4 zones du logiciel  (document projeté)</w:t>
+            </w:r>
+          </w:p>
+        </w:tc>
+      </w:tr>
+    </w:tbl>
+    <w:p>
+      <w:pPr>
+        <w:spacing w:after="64"/>
+      </w:pPr>
+    </w:p>
+    <w:p>
+      <w:pPr>
+        <w:spacing w:after="96"/>
+      </w:pPr>
+      <w:r>
+        <w:rPr>
+          <w:rFonts w:ascii="Arial" w:cs="Arial" w:eastAsia="Arial" w:hAnsi="Arial"/>
+          <w:b w:val="false"/>
+          <w:bCs w:val="false"/>
+          <w:i/>
+          <w:iCs/>
+          <w:sz w:val="24"/>
+          <w:szCs w:val="24"/>
+        </w:rPr>
+        <w:t xml:space="preserve">➤ Complète le rôle de chaque zone de Sweet Home 3D.</w:t>
+      </w:r>
+    </w:p>
+    <w:tbl>
+      <w:tblPr>
+        <w:tblW w:type="dxa" w:w="9360"/>
+        <w:tblBorders>
+          <w:top w:val="single" w:color="auto" w:sz="4"/>
+          <w:left w:val="single" w:color="auto" w:sz="4"/>
+          <w:bottom w:val="single" w:color="auto" w:sz="4"/>
+          <w:right w:val="single" w:color="auto" w:sz="4"/>
+          <w:insideH w:val="single" w:color="auto" w:sz="4"/>
+          <w:insideV w:val="single" w:color="auto" w:sz="4"/>
+        </w:tblBorders>
+      </w:tblPr>
+      <w:tblGrid>
+        <w:gridCol w:w="3400"/>
+        <w:gridCol w:w="5960"/>
+      </w:tblGrid>
+      <w:tr>
+        <w:tc>
+          <w:tcPr>
+            <w:tcW w:type="dxa" w:w="3400"/>
+            <w:tcBorders>
+              <w:top w:val="single" w:color="000000" w:sz="6"/>
+              <w:left w:val="single" w:color="000000" w:sz="6"/>
+              <w:bottom w:val="single" w:color="000000" w:sz="6"/>
+              <w:right w:val="single" w:color="000000" w:sz="6"/>
+            </w:tcBorders>
+            <w:shd w:fill="D9D9D9" w:val="clear"/>
+            <w:tcMar>
+              <w:top w:type="dxa" w:w="40"/>
+              <w:left w:type="dxa" w:w="80"/>
+              <w:bottom w:type="dxa" w:w="40"/>
+              <w:right w:type="dxa" w:w="80"/>
+            </w:tcMar>
+            <w:vAlign w:val="center"/>
+          </w:tcPr>
+          <w:p>
+            <w:pPr>
+              <w:spacing w:after="0"/>
+            </w:pPr>
+            <w:r>
+              <w:rPr>
+                <w:rFonts w:ascii="Arial" w:cs="Arial" w:eastAsia="Arial" w:hAnsi="Arial"/>
+                <w:b/>
+                <w:bCs/>
+                <w:i w:val="false"/>
+                <w:iCs w:val="false"/>
+                <w:sz w:val="24"/>
+                <w:szCs w:val="24"/>
+              </w:rPr>
+              <w:t xml:space="preserve">Zone</w:t>
+            </w:r>
+          </w:p>
+        </w:tc>
+        <w:tc>
+          <w:tcPr>
+            <w:tcW w:type="dxa" w:w="5960"/>
+            <w:tcBorders>
+              <w:top w:val="single" w:color="000000" w:sz="6"/>
+              <w:left w:val="single" w:color="000000" w:sz="6"/>
+              <w:bottom w:val="single" w:color="000000" w:sz="6"/>
+              <w:right w:val="single" w:color="000000" w:sz="6"/>
+            </w:tcBorders>
+            <w:shd w:fill="D9D9D9" w:val="clear"/>
+            <w:tcMar>
+              <w:top w:type="dxa" w:w="40"/>
+              <w:left w:type="dxa" w:w="80"/>
+              <w:bottom w:type="dxa" w:w="40"/>
+              <w:right w:type="dxa" w:w="80"/>
+            </w:tcMar>
+            <w:vAlign w:val="center"/>
+          </w:tcPr>
+          <w:p>
+            <w:pPr>
+              <w:spacing w:after="0"/>
+            </w:pPr>
+            <w:r>
+              <w:rPr>
+                <w:rFonts w:ascii="Arial" w:cs="Arial" w:eastAsia="Arial" w:hAnsi="Arial"/>
+                <w:b/>
+                <w:bCs/>
+                <w:i w:val="false"/>
+                <w:iCs w:val="false"/>
+                <w:sz w:val="24"/>
+                <w:szCs w:val="24"/>
+              </w:rPr>
+              <w:t xml:space="preserve">Son rôle</w:t>
+            </w:r>
+          </w:p>
+        </w:tc>
+      </w:tr>
+      <w:tr>
+        <w:tc>
+          <w:tcPr>
+            <w:tcW w:type="dxa" w:w="3400"/>
+            <w:tcBorders>
+              <w:top w:val="single" w:color="000000" w:sz="6"/>
+              <w:left w:val="single" w:color="000000" w:sz="6"/>
+              <w:bottom w:val="single" w:color="000000" w:sz="6"/>
+              <w:right w:val="single" w:color="000000" w:sz="6"/>
+            </w:tcBorders>
+            <w:tcMar>
+              <w:top w:type="dxa" w:w="40"/>
+              <w:left w:type="dxa" w:w="80"/>
+              <w:bottom w:type="dxa" w:w="40"/>
+              <w:right w:type="dxa" w:w="80"/>
+            </w:tcMar>
+            <w:vAlign w:val="center"/>
+          </w:tcPr>
+          <w:p>
+            <w:pPr>
+              <w:spacing w:after="0"/>
+            </w:pPr>
+            <w:r>
+              <w:rPr>
+                <w:rFonts w:ascii="Arial" w:cs="Arial" w:eastAsia="Arial" w:hAnsi="Arial"/>
+                <w:b w:val="false"/>
+                <w:bCs w:val="false"/>
+                <w:i w:val="false"/>
+                <w:iCs w:val="false"/>
+                <w:sz w:val="24"/>
+                <w:szCs w:val="24"/>
+              </w:rPr>
+              <w:t xml:space="preserve">Zone 1 (en haut à gauche)</w:t>
+            </w:r>
+          </w:p>
+        </w:tc>
+        <w:tc>
+          <w:tcPr>
+            <w:tcW w:type="dxa" w:w="5960"/>
+            <w:tcBorders>
+              <w:top w:val="single" w:color="000000" w:sz="6"/>
+              <w:left w:val="single" w:color="000000" w:sz="6"/>
+              <w:bottom w:val="single" w:color="000000" w:sz="6"/>
+              <w:right w:val="single" w:color="000000" w:sz="6"/>
+            </w:tcBorders>
+            <w:tcMar>
+              <w:top w:type="dxa" w:w="40"/>
+              <w:left w:type="dxa" w:w="80"/>
+              <w:bottom w:type="dxa" w:w="40"/>
+              <w:right w:type="dxa" w:w="80"/>
+            </w:tcMar>
+            <w:vAlign w:val="center"/>
+          </w:tcPr>
+          <w:p>
+            <w:pPr>
+              <w:spacing w:after="0"/>
+            </w:pPr>
+            <w:r>
+              <w:rPr>
+                <w:rFonts w:ascii="Arial" w:cs="Arial" w:eastAsia="Arial" w:hAnsi="Arial"/>
+                <w:b w:val="false"/>
+                <w:bCs w:val="false"/>
+                <w:i w:val="false"/>
+                <w:iCs w:val="false"/>
+                <w:sz w:val="24"/>
+                <w:szCs w:val="24"/>
+              </w:rPr>
+              <w:t xml:space="preserve">Bibliothèque d'.............. (meubles, portes, fenêtres…)</w:t>
+            </w:r>
+          </w:p>
+        </w:tc>
+      </w:tr>
+      <w:tr>
+        <w:tc>
+          <w:tcPr>
+            <w:tcW w:type="dxa" w:w="3400"/>
+            <w:tcBorders>
+              <w:top w:val="single" w:color="000000" w:sz="6"/>
+              <w:left w:val="single" w:color="000000" w:sz="6"/>
+              <w:bottom w:val="single" w:color="000000" w:sz="6"/>
+              <w:right w:val="single" w:color="000000" w:sz="6"/>
+            </w:tcBorders>
+            <w:tcMar>
+              <w:top w:type="dxa" w:w="40"/>
+              <w:left w:type="dxa" w:w="80"/>
+              <w:bottom w:type="dxa" w:w="40"/>
+              <w:right w:type="dxa" w:w="80"/>
+            </w:tcMar>
+            <w:vAlign w:val="center"/>
+          </w:tcPr>
+          <w:p>
+            <w:pPr>
+              <w:spacing w:after="0"/>
+            </w:pPr>
+            <w:r>
+              <w:rPr>
+                <w:rFonts w:ascii="Arial" w:cs="Arial" w:eastAsia="Arial" w:hAnsi="Arial"/>
+                <w:b w:val="false"/>
+                <w:bCs w:val="false"/>
+                <w:i w:val="false"/>
+                <w:iCs w:val="false"/>
+                <w:sz w:val="24"/>
+                <w:szCs w:val="24"/>
+              </w:rPr>
+              <w:t xml:space="preserve">Zone 2 (en bas à gauche)</w:t>
+            </w:r>
+          </w:p>
+        </w:tc>
+        <w:tc>
+          <w:tcPr>
+            <w:tcW w:type="dxa" w:w="5960"/>
+            <w:tcBorders>
+              <w:top w:val="single" w:color="000000" w:sz="6"/>
+              <w:left w:val="single" w:color="000000" w:sz="6"/>
+              <w:bottom w:val="single" w:color="000000" w:sz="6"/>
+              <w:right w:val="single" w:color="000000" w:sz="6"/>
+            </w:tcBorders>
+            <w:tcMar>
+              <w:top w:type="dxa" w:w="40"/>
+              <w:left w:type="dxa" w:w="80"/>
+              <w:bottom w:type="dxa" w:w="40"/>
+              <w:right w:type="dxa" w:w="80"/>
+            </w:tcMar>
+            <w:vAlign w:val="center"/>
+          </w:tcPr>
+          <w:p>
+            <w:pPr>
+              <w:spacing w:after="0"/>
+            </w:pPr>
+            <w:r>
+              <w:rPr>
+                <w:rFonts w:ascii="Arial" w:cs="Arial" w:eastAsia="Arial" w:hAnsi="Arial"/>
+                <w:b w:val="false"/>
+                <w:bCs w:val="false"/>
+                <w:i w:val="false"/>
+                <w:iCs w:val="false"/>
+                <w:sz w:val="24"/>
+                <w:szCs w:val="24"/>
+              </w:rPr>
+              <w:t xml:space="preserve">.............. des objets insérés dans le plan</w:t>
+            </w:r>
+          </w:p>
+        </w:tc>
+      </w:tr>
+      <w:tr>
+        <w:tc>
+          <w:tcPr>
+            <w:tcW w:type="dxa" w:w="3400"/>
+            <w:tcBorders>
+              <w:top w:val="single" w:color="000000" w:sz="6"/>
+              <w:left w:val="single" w:color="000000" w:sz="6"/>
+              <w:bottom w:val="single" w:color="000000" w:sz="6"/>
+              <w:right w:val="single" w:color="000000" w:sz="6"/>
+            </w:tcBorders>
+            <w:tcMar>
+              <w:top w:type="dxa" w:w="40"/>
+              <w:left w:type="dxa" w:w="80"/>
+              <w:bottom w:type="dxa" w:w="40"/>
+              <w:right w:type="dxa" w:w="80"/>
+            </w:tcMar>
+            <w:vAlign w:val="center"/>
+          </w:tcPr>
+          <w:p>
+            <w:pPr>
+              <w:spacing w:after="0"/>
+            </w:pPr>
+            <w:r>
+              <w:rPr>
+                <w:rFonts w:ascii="Arial" w:cs="Arial" w:eastAsia="Arial" w:hAnsi="Arial"/>
+                <w:b w:val="false"/>
+                <w:bCs w:val="false"/>
+                <w:i w:val="false"/>
+                <w:iCs w:val="false"/>
+                <w:sz w:val="24"/>
+                <w:szCs w:val="24"/>
+              </w:rPr>
+              <w:t xml:space="preserve">Zone 3 (en haut à droite)</w:t>
+            </w:r>
+          </w:p>
+        </w:tc>
+        <w:tc>
+          <w:tcPr>
+            <w:tcW w:type="dxa" w:w="5960"/>
+            <w:tcBorders>
+              <w:top w:val="single" w:color="000000" w:sz="6"/>
+              <w:left w:val="single" w:color="000000" w:sz="6"/>
+              <w:bottom w:val="single" w:color="000000" w:sz="6"/>
+              <w:right w:val="single" w:color="000000" w:sz="6"/>
+            </w:tcBorders>
+            <w:tcMar>
+              <w:top w:type="dxa" w:w="40"/>
+              <w:left w:type="dxa" w:w="80"/>
+              <w:bottom w:type="dxa" w:w="40"/>
+              <w:right w:type="dxa" w:w="80"/>
+            </w:tcMar>
+            <w:vAlign w:val="center"/>
+          </w:tcPr>
+          <w:p>
+            <w:pPr>
+              <w:spacing w:after="0"/>
+            </w:pPr>
+            <w:r>
+              <w:rPr>
+                <w:rFonts w:ascii="Arial" w:cs="Arial" w:eastAsia="Arial" w:hAnsi="Arial"/>
+                <w:b w:val="false"/>
+                <w:bCs w:val="false"/>
+                <w:i w:val="false"/>
+                <w:iCs w:val="false"/>
+                <w:sz w:val="24"/>
+                <w:szCs w:val="24"/>
+              </w:rPr>
+              <w:t xml:space="preserve">Dessin du .............. de la maison (2D)</w:t>
+            </w:r>
+          </w:p>
+        </w:tc>
+      </w:tr>
+      <w:tr>
+        <w:tc>
+          <w:tcPr>
+            <w:tcW w:type="dxa" w:w="3400"/>
+            <w:tcBorders>
+              <w:top w:val="single" w:color="000000" w:sz="6"/>
+              <w:left w:val="single" w:color="000000" w:sz="6"/>
+              <w:bottom w:val="single" w:color="000000" w:sz="6"/>
+              <w:right w:val="single" w:color="000000" w:sz="6"/>
+            </w:tcBorders>
+            <w:tcMar>
+              <w:top w:type="dxa" w:w="40"/>
+              <w:left w:type="dxa" w:w="80"/>
+              <w:bottom w:type="dxa" w:w="40"/>
+              <w:right w:type="dxa" w:w="80"/>
+            </w:tcMar>
+            <w:vAlign w:val="center"/>
+          </w:tcPr>
+          <w:p>
+            <w:pPr>
+              <w:spacing w:after="0"/>
+            </w:pPr>
+            <w:r>
+              <w:rPr>
+                <w:rFonts w:ascii="Arial" w:cs="Arial" w:eastAsia="Arial" w:hAnsi="Arial"/>
+                <w:b w:val="false"/>
+                <w:bCs w:val="false"/>
+                <w:i w:val="false"/>
+                <w:iCs w:val="false"/>
+                <w:sz w:val="24"/>
+                <w:szCs w:val="24"/>
+              </w:rPr>
+              <w:t xml:space="preserve">Zone 4 (en bas à droite)</w:t>
+            </w:r>
+          </w:p>
+        </w:tc>
+        <w:tc>
+          <w:tcPr>
+            <w:tcW w:type="dxa" w:w="5960"/>
+            <w:tcBorders>
+              <w:top w:val="single" w:color="000000" w:sz="6"/>
+              <w:left w:val="single" w:color="000000" w:sz="6"/>
+              <w:bottom w:val="single" w:color="000000" w:sz="6"/>
+              <w:right w:val="single" w:color="000000" w:sz="6"/>
+            </w:tcBorders>
+            <w:tcMar>
+              <w:top w:type="dxa" w:w="40"/>
+              <w:left w:type="dxa" w:w="80"/>
+              <w:bottom w:type="dxa" w:w="40"/>
+              <w:right w:type="dxa" w:w="80"/>
+            </w:tcMar>
+            <w:vAlign w:val="center"/>
+          </w:tcPr>
+          <w:p>
+            <w:pPr>
+              <w:spacing w:after="0"/>
+            </w:pPr>
+            <w:r>
+              <w:rPr>
+                <w:rFonts w:ascii="Arial" w:cs="Arial" w:eastAsia="Arial" w:hAnsi="Arial"/>
+                <w:b w:val="false"/>
+                <w:bCs w:val="false"/>
+                <w:i w:val="false"/>
+                <w:iCs w:val="false"/>
+                <w:sz w:val="24"/>
+                <w:szCs w:val="24"/>
+              </w:rPr>
+              <w:t xml:space="preserve">Vue en .............. de la maison</w:t>
             </w:r>
           </w:p>
         </w:tc>
@@ -473,19 +1068,18 @@
               <w:bottom w:val="single" w:color="000000" w:sz="6"/>
               <w:right w:val="single" w:color="000000" w:sz="6"/>
             </w:tcBorders>
-            <w:shd w:fill="D9D9D9" w:val="clear"/>
-            <w:tcMar>
-              <w:top w:type="dxa" w:w="40"/>
-              <w:left w:type="dxa" w:w="80"/>
-              <w:bottom w:type="dxa" w:w="40"/>
-              <w:right w:type="dxa" w:w="80"/>
-            </w:tcMar>
-            <w:vAlign w:val="center"/>
-          </w:tcPr>
-          <w:p>
-            <w:pPr>
-              <w:spacing w:after="0"/>
-              <w:jc w:val="center"/>
+            <w:shd w:fill="F2F2F2" w:val="clear"/>
+            <w:tcMar>
+              <w:top w:type="dxa" w:w="40"/>
+              <w:left w:type="dxa" w:w="80"/>
+              <w:bottom w:type="dxa" w:w="40"/>
+              <w:right w:type="dxa" w:w="80"/>
+            </w:tcMar>
+            <w:vAlign w:val="center"/>
+          </w:tcPr>
+          <w:p>
+            <w:pPr>
+              <w:spacing w:after="0"/>
             </w:pPr>
             <w:r>
               <w:rPr>
@@ -494,10 +1088,483 @@
                 <w:bCs/>
                 <w:i w:val="false"/>
                 <w:iCs w:val="false"/>
-                <w:sz w:val="24"/>
-                <w:szCs w:val="24"/>
-              </w:rPr>
-              <w:t xml:space="preserve">SWEET HOME 3D (1) : PIÈCES ET MURS</w:t>
+                <w:sz w:val="26"/>
+                <w:szCs w:val="26"/>
+              </w:rPr>
+              <w:t xml:space="preserve">PARTIE 2 — Pas-à-pas : je construis mes pièces et mes murs  (séance en groupe)</w:t>
+            </w:r>
+          </w:p>
+        </w:tc>
+      </w:tr>
+    </w:tbl>
+    <w:p>
+      <w:pPr>
+        <w:spacing w:after="64"/>
+      </w:pPr>
+    </w:p>
+    <w:p>
+      <w:pPr>
+        <w:spacing w:after="96"/>
+      </w:pPr>
+      <w:r>
+        <w:rPr>
+          <w:rFonts w:ascii="Arial" w:cs="Arial" w:eastAsia="Arial" w:hAnsi="Arial"/>
+          <w:b w:val="false"/>
+          <w:bCs w:val="false"/>
+          <w:i/>
+          <w:iCs/>
+          <w:sz w:val="24"/>
+          <w:szCs w:val="24"/>
+        </w:rPr>
+        <w:t xml:space="preserve">➤ Suis les étapes dans l'ordre. Coche chaque étape réussie. Règle des 3R : Relire, Réessayer, Réclamer.</w:t>
+      </w:r>
+    </w:p>
+    <w:tbl>
+      <w:tblPr>
+        <w:tblW w:type="dxa" w:w="9360"/>
+        <w:tblBorders>
+          <w:top w:val="single" w:color="auto" w:sz="4"/>
+          <w:left w:val="single" w:color="auto" w:sz="4"/>
+          <w:bottom w:val="single" w:color="auto" w:sz="4"/>
+          <w:right w:val="single" w:color="auto" w:sz="4"/>
+          <w:insideH w:val="single" w:color="auto" w:sz="4"/>
+          <w:insideV w:val="single" w:color="auto" w:sz="4"/>
+        </w:tblBorders>
+      </w:tblPr>
+      <w:tblGrid>
+        <w:gridCol w:w="900"/>
+        <w:gridCol w:w="8460"/>
+      </w:tblGrid>
+      <w:tr>
+        <w:tc>
+          <w:tcPr>
+            <w:tcW w:type="dxa" w:w="900"/>
+            <w:tcBorders>
+              <w:top w:val="single" w:color="000000" w:sz="6"/>
+              <w:left w:val="single" w:color="000000" w:sz="6"/>
+              <w:bottom w:val="single" w:color="000000" w:sz="6"/>
+              <w:right w:val="single" w:color="000000" w:sz="6"/>
+            </w:tcBorders>
+            <w:shd w:fill="D9D9D9" w:val="clear"/>
+            <w:tcMar>
+              <w:top w:type="dxa" w:w="40"/>
+              <w:left w:type="dxa" w:w="80"/>
+              <w:bottom w:type="dxa" w:w="40"/>
+              <w:right w:type="dxa" w:w="80"/>
+            </w:tcMar>
+            <w:vAlign w:val="center"/>
+          </w:tcPr>
+          <w:p>
+            <w:pPr>
+              <w:spacing w:after="0"/>
+            </w:pPr>
+            <w:r>
+              <w:rPr>
+                <w:rFonts w:ascii="Arial" w:cs="Arial" w:eastAsia="Arial" w:hAnsi="Arial"/>
+                <w:b/>
+                <w:bCs/>
+                <w:i w:val="false"/>
+                <w:iCs w:val="false"/>
+                <w:sz w:val="24"/>
+                <w:szCs w:val="24"/>
+              </w:rPr>
+              <w:t xml:space="preserve">Fait</w:t>
+            </w:r>
+          </w:p>
+        </w:tc>
+        <w:tc>
+          <w:tcPr>
+            <w:tcW w:type="dxa" w:w="8460"/>
+            <w:tcBorders>
+              <w:top w:val="single" w:color="000000" w:sz="6"/>
+              <w:left w:val="single" w:color="000000" w:sz="6"/>
+              <w:bottom w:val="single" w:color="000000" w:sz="6"/>
+              <w:right w:val="single" w:color="000000" w:sz="6"/>
+            </w:tcBorders>
+            <w:shd w:fill="D9D9D9" w:val="clear"/>
+            <w:tcMar>
+              <w:top w:type="dxa" w:w="40"/>
+              <w:left w:type="dxa" w:w="80"/>
+              <w:bottom w:type="dxa" w:w="40"/>
+              <w:right w:type="dxa" w:w="80"/>
+            </w:tcMar>
+            <w:vAlign w:val="center"/>
+          </w:tcPr>
+          <w:p>
+            <w:pPr>
+              <w:spacing w:after="0"/>
+            </w:pPr>
+            <w:r>
+              <w:rPr>
+                <w:rFonts w:ascii="Arial" w:cs="Arial" w:eastAsia="Arial" w:hAnsi="Arial"/>
+                <w:b/>
+                <w:bCs/>
+                <w:i w:val="false"/>
+                <w:iCs w:val="false"/>
+                <w:sz w:val="24"/>
+                <w:szCs w:val="24"/>
+              </w:rPr>
+              <w:t xml:space="preserve">Étape</w:t>
+            </w:r>
+          </w:p>
+        </w:tc>
+      </w:tr>
+      <w:tr>
+        <w:tc>
+          <w:tcPr>
+            <w:tcW w:type="dxa" w:w="900"/>
+            <w:tcBorders>
+              <w:top w:val="single" w:color="000000" w:sz="6"/>
+              <w:left w:val="single" w:color="000000" w:sz="6"/>
+              <w:bottom w:val="single" w:color="000000" w:sz="6"/>
+              <w:right w:val="single" w:color="000000" w:sz="6"/>
+            </w:tcBorders>
+            <w:tcMar>
+              <w:top w:type="dxa" w:w="40"/>
+              <w:left w:type="dxa" w:w="80"/>
+              <w:bottom w:type="dxa" w:w="40"/>
+              <w:right w:type="dxa" w:w="80"/>
+            </w:tcMar>
+            <w:vAlign w:val="center"/>
+          </w:tcPr>
+          <w:p>
+            <w:pPr>
+              <w:spacing w:after="0"/>
+            </w:pPr>
+            <w:r>
+              <w:rPr>
+                <w:rFonts w:ascii="Arial" w:cs="Arial" w:eastAsia="Arial" w:hAnsi="Arial"/>
+                <w:b w:val="false"/>
+                <w:bCs w:val="false"/>
+                <w:i w:val="false"/>
+                <w:iCs w:val="false"/>
+                <w:sz w:val="24"/>
+                <w:szCs w:val="24"/>
+              </w:rPr>
+              <w:t xml:space="preserve">☐ 1</w:t>
+            </w:r>
+          </w:p>
+        </w:tc>
+        <w:tc>
+          <w:tcPr>
+            <w:tcW w:type="dxa" w:w="8460"/>
+            <w:tcBorders>
+              <w:top w:val="single" w:color="000000" w:sz="6"/>
+              <w:left w:val="single" w:color="000000" w:sz="6"/>
+              <w:bottom w:val="single" w:color="000000" w:sz="6"/>
+              <w:right w:val="single" w:color="000000" w:sz="6"/>
+            </w:tcBorders>
+            <w:tcMar>
+              <w:top w:type="dxa" w:w="40"/>
+              <w:left w:type="dxa" w:w="80"/>
+              <w:bottom w:type="dxa" w:w="40"/>
+              <w:right w:type="dxa" w:w="80"/>
+            </w:tcMar>
+            <w:vAlign w:val="center"/>
+          </w:tcPr>
+          <w:p>
+            <w:pPr>
+              <w:spacing w:after="0"/>
+            </w:pPr>
+            <w:r>
+              <w:rPr>
+                <w:rFonts w:ascii="Arial" w:cs="Arial" w:eastAsia="Arial" w:hAnsi="Arial"/>
+                <w:b w:val="false"/>
+                <w:bCs w:val="false"/>
+                <w:i w:val="false"/>
+                <w:iCs w:val="false"/>
+                <w:sz w:val="24"/>
+                <w:szCs w:val="24"/>
+              </w:rPr>
+              <w:t xml:space="preserve">Ouvre Sweet Home 3D. Enregistre TOUT DE SUITE : TECHNO/SEQ05/NOM_maison.sh3d — puis Ctrl+S régulièrement.</w:t>
+            </w:r>
+          </w:p>
+        </w:tc>
+      </w:tr>
+      <w:tr>
+        <w:tc>
+          <w:tcPr>
+            <w:tcW w:type="dxa" w:w="900"/>
+            <w:tcBorders>
+              <w:top w:val="single" w:color="000000" w:sz="6"/>
+              <w:left w:val="single" w:color="000000" w:sz="6"/>
+              <w:bottom w:val="single" w:color="000000" w:sz="6"/>
+              <w:right w:val="single" w:color="000000" w:sz="6"/>
+            </w:tcBorders>
+            <w:tcMar>
+              <w:top w:type="dxa" w:w="40"/>
+              <w:left w:type="dxa" w:w="80"/>
+              <w:bottom w:type="dxa" w:w="40"/>
+              <w:right w:type="dxa" w:w="80"/>
+            </w:tcMar>
+            <w:vAlign w:val="center"/>
+          </w:tcPr>
+          <w:p>
+            <w:pPr>
+              <w:spacing w:after="0"/>
+            </w:pPr>
+            <w:r>
+              <w:rPr>
+                <w:rFonts w:ascii="Arial" w:cs="Arial" w:eastAsia="Arial" w:hAnsi="Arial"/>
+                <w:b w:val="false"/>
+                <w:bCs w:val="false"/>
+                <w:i w:val="false"/>
+                <w:iCs w:val="false"/>
+                <w:sz w:val="24"/>
+                <w:szCs w:val="24"/>
+              </w:rPr>
+              <w:t xml:space="preserve">☐ 2</w:t>
+            </w:r>
+          </w:p>
+        </w:tc>
+        <w:tc>
+          <w:tcPr>
+            <w:tcW w:type="dxa" w:w="8460"/>
+            <w:tcBorders>
+              <w:top w:val="single" w:color="000000" w:sz="6"/>
+              <w:left w:val="single" w:color="000000" w:sz="6"/>
+              <w:bottom w:val="single" w:color="000000" w:sz="6"/>
+              <w:right w:val="single" w:color="000000" w:sz="6"/>
+            </w:tcBorders>
+            <w:tcMar>
+              <w:top w:type="dxa" w:w="40"/>
+              <w:left w:type="dxa" w:w="80"/>
+              <w:bottom w:type="dxa" w:w="40"/>
+              <w:right w:type="dxa" w:w="80"/>
+            </w:tcMar>
+            <w:vAlign w:val="center"/>
+          </w:tcPr>
+          <w:p>
+            <w:pPr>
+              <w:spacing w:after="0"/>
+            </w:pPr>
+            <w:r>
+              <w:rPr>
+                <w:rFonts w:ascii="Arial" w:cs="Arial" w:eastAsia="Arial" w:hAnsi="Arial"/>
+                <w:b w:val="false"/>
+                <w:bCs w:val="false"/>
+                <w:i w:val="false"/>
+                <w:iCs w:val="false"/>
+                <w:sz w:val="24"/>
+                <w:szCs w:val="24"/>
+              </w:rPr>
+              <w:t xml:space="preserve">Outil « Créer les pièces » : clique les 4 angles de ta première pièce (1 carreau = choisis ton échelle), Échap pour finir.</w:t>
+            </w:r>
+          </w:p>
+        </w:tc>
+      </w:tr>
+      <w:tr>
+        <w:tc>
+          <w:tcPr>
+            <w:tcW w:type="dxa" w:w="900"/>
+            <w:tcBorders>
+              <w:top w:val="single" w:color="000000" w:sz="6"/>
+              <w:left w:val="single" w:color="000000" w:sz="6"/>
+              <w:bottom w:val="single" w:color="000000" w:sz="6"/>
+              <w:right w:val="single" w:color="000000" w:sz="6"/>
+            </w:tcBorders>
+            <w:tcMar>
+              <w:top w:type="dxa" w:w="40"/>
+              <w:left w:type="dxa" w:w="80"/>
+              <w:bottom w:type="dxa" w:w="40"/>
+              <w:right w:type="dxa" w:w="80"/>
+            </w:tcMar>
+            <w:vAlign w:val="center"/>
+          </w:tcPr>
+          <w:p>
+            <w:pPr>
+              <w:spacing w:after="0"/>
+            </w:pPr>
+            <w:r>
+              <w:rPr>
+                <w:rFonts w:ascii="Arial" w:cs="Arial" w:eastAsia="Arial" w:hAnsi="Arial"/>
+                <w:b w:val="false"/>
+                <w:bCs w:val="false"/>
+                <w:i w:val="false"/>
+                <w:iCs w:val="false"/>
+                <w:sz w:val="24"/>
+                <w:szCs w:val="24"/>
+              </w:rPr>
+              <w:t xml:space="preserve">☐ 3</w:t>
+            </w:r>
+          </w:p>
+        </w:tc>
+        <w:tc>
+          <w:tcPr>
+            <w:tcW w:type="dxa" w:w="8460"/>
+            <w:tcBorders>
+              <w:top w:val="single" w:color="000000" w:sz="6"/>
+              <w:left w:val="single" w:color="000000" w:sz="6"/>
+              <w:bottom w:val="single" w:color="000000" w:sz="6"/>
+              <w:right w:val="single" w:color="000000" w:sz="6"/>
+            </w:tcBorders>
+            <w:tcMar>
+              <w:top w:type="dxa" w:w="40"/>
+              <w:left w:type="dxa" w:w="80"/>
+              <w:bottom w:type="dxa" w:w="40"/>
+              <w:right w:type="dxa" w:w="80"/>
+            </w:tcMar>
+            <w:vAlign w:val="center"/>
+          </w:tcPr>
+          <w:p>
+            <w:pPr>
+              <w:spacing w:after="0"/>
+            </w:pPr>
+            <w:r>
+              <w:rPr>
+                <w:rFonts w:ascii="Arial" w:cs="Arial" w:eastAsia="Arial" w:hAnsi="Arial"/>
+                <w:b w:val="false"/>
+                <w:bCs w:val="false"/>
+                <w:i w:val="false"/>
+                <w:iCs w:val="false"/>
+                <w:sz w:val="24"/>
+                <w:szCs w:val="24"/>
+              </w:rPr>
+              <w:t xml:space="preserve">Clic droit sur la pièce → « Modifier les pièces » : donne-lui son NOM. Sa surface s'affiche sur le plan.</w:t>
+            </w:r>
+          </w:p>
+        </w:tc>
+      </w:tr>
+      <w:tr>
+        <w:tc>
+          <w:tcPr>
+            <w:tcW w:type="dxa" w:w="900"/>
+            <w:tcBorders>
+              <w:top w:val="single" w:color="000000" w:sz="6"/>
+              <w:left w:val="single" w:color="000000" w:sz="6"/>
+              <w:bottom w:val="single" w:color="000000" w:sz="6"/>
+              <w:right w:val="single" w:color="000000" w:sz="6"/>
+            </w:tcBorders>
+            <w:tcMar>
+              <w:top w:type="dxa" w:w="40"/>
+              <w:left w:type="dxa" w:w="80"/>
+              <w:bottom w:type="dxa" w:w="40"/>
+              <w:right w:type="dxa" w:w="80"/>
+            </w:tcMar>
+            <w:vAlign w:val="center"/>
+          </w:tcPr>
+          <w:p>
+            <w:pPr>
+              <w:spacing w:after="0"/>
+            </w:pPr>
+            <w:r>
+              <w:rPr>
+                <w:rFonts w:ascii="Arial" w:cs="Arial" w:eastAsia="Arial" w:hAnsi="Arial"/>
+                <w:b w:val="false"/>
+                <w:bCs w:val="false"/>
+                <w:i w:val="false"/>
+                <w:iCs w:val="false"/>
+                <w:sz w:val="24"/>
+                <w:szCs w:val="24"/>
+              </w:rPr>
+              <w:t xml:space="preserve">☐ 4</w:t>
+            </w:r>
+          </w:p>
+        </w:tc>
+        <w:tc>
+          <w:tcPr>
+            <w:tcW w:type="dxa" w:w="8460"/>
+            <w:tcBorders>
+              <w:top w:val="single" w:color="000000" w:sz="6"/>
+              <w:left w:val="single" w:color="000000" w:sz="6"/>
+              <w:bottom w:val="single" w:color="000000" w:sz="6"/>
+              <w:right w:val="single" w:color="000000" w:sz="6"/>
+            </w:tcBorders>
+            <w:tcMar>
+              <w:top w:type="dxa" w:w="40"/>
+              <w:left w:type="dxa" w:w="80"/>
+              <w:bottom w:type="dxa" w:w="40"/>
+              <w:right w:type="dxa" w:w="80"/>
+            </w:tcMar>
+            <w:vAlign w:val="center"/>
+          </w:tcPr>
+          <w:p>
+            <w:pPr>
+              <w:spacing w:after="0"/>
+            </w:pPr>
+            <w:r>
+              <w:rPr>
+                <w:rFonts w:ascii="Arial" w:cs="Arial" w:eastAsia="Arial" w:hAnsi="Arial"/>
+                <w:b w:val="false"/>
+                <w:bCs w:val="false"/>
+                <w:i w:val="false"/>
+                <w:iCs w:val="false"/>
+                <w:sz w:val="24"/>
+                <w:szCs w:val="24"/>
+              </w:rPr>
+              <w:t xml:space="preserve">Recommence pour TOUTES les pièces de ton plan papier.</w:t>
+            </w:r>
+          </w:p>
+        </w:tc>
+      </w:tr>
+      <w:tr>
+        <w:tc>
+          <w:tcPr>
+            <w:tcW w:type="dxa" w:w="900"/>
+            <w:tcBorders>
+              <w:top w:val="single" w:color="000000" w:sz="6"/>
+              <w:left w:val="single" w:color="000000" w:sz="6"/>
+              <w:bottom w:val="single" w:color="000000" w:sz="6"/>
+              <w:right w:val="single" w:color="000000" w:sz="6"/>
+            </w:tcBorders>
+            <w:tcMar>
+              <w:top w:type="dxa" w:w="40"/>
+              <w:left w:type="dxa" w:w="80"/>
+              <w:bottom w:type="dxa" w:w="40"/>
+              <w:right w:type="dxa" w:w="80"/>
+            </w:tcMar>
+            <w:vAlign w:val="center"/>
+          </w:tcPr>
+          <w:p>
+            <w:pPr>
+              <w:spacing w:after="0"/>
+            </w:pPr>
+            <w:r>
+              <w:rPr>
+                <w:rFonts w:ascii="Arial" w:cs="Arial" w:eastAsia="Arial" w:hAnsi="Arial"/>
+                <w:b w:val="false"/>
+                <w:bCs w:val="false"/>
+                <w:i w:val="false"/>
+                <w:iCs w:val="false"/>
+                <w:sz w:val="24"/>
+                <w:szCs w:val="24"/>
+              </w:rPr>
+              <w:t xml:space="preserve">☐ 5</w:t>
+            </w:r>
+          </w:p>
+        </w:tc>
+        <w:tc>
+          <w:tcPr>
+            <w:tcW w:type="dxa" w:w="8460"/>
+            <w:tcBorders>
+              <w:top w:val="single" w:color="000000" w:sz="6"/>
+              <w:left w:val="single" w:color="000000" w:sz="6"/>
+              <w:bottom w:val="single" w:color="000000" w:sz="6"/>
+              <w:right w:val="single" w:color="000000" w:sz="6"/>
+            </w:tcBorders>
+            <w:tcMar>
+              <w:top w:type="dxa" w:w="40"/>
+              <w:left w:type="dxa" w:w="80"/>
+              <w:bottom w:type="dxa" w:w="40"/>
+              <w:right w:type="dxa" w:w="80"/>
+            </w:tcMar>
+            <w:vAlign w:val="center"/>
+          </w:tcPr>
+          <w:p>
+            <w:pPr>
+              <w:spacing w:after="0"/>
+            </w:pPr>
+            <w:r>
+              <w:rPr>
+                <w:rFonts w:ascii="Arial" w:cs="Arial" w:eastAsia="Arial" w:hAnsi="Arial"/>
+                <w:b w:val="false"/>
+                <w:bCs w:val="false"/>
+                <w:i w:val="false"/>
+                <w:iCs w:val="false"/>
+                <w:sz w:val="24"/>
+                <w:szCs w:val="24"/>
+              </w:rPr>
+              <w:t xml:space="preserve">Outil « Créer les murs » : trace le tour de la maison puis les cloisons (clic à chaque angle, clic droit pour finir).</w:t>
             </w:r>
           </w:p>
         </w:tc>
@@ -533,31 +1600,15 @@
               <w:bottom w:val="single" w:color="000000" w:sz="6"/>
               <w:right w:val="single" w:color="000000" w:sz="6"/>
             </w:tcBorders>
-            <w:tcMar>
-              <w:top w:type="dxa" w:w="100"/>
-              <w:left w:type="dxa" w:w="120"/>
-              <w:bottom w:type="dxa" w:w="100"/>
-              <w:right w:type="dxa" w:w="120"/>
-            </w:tcMar>
-            <w:vAlign w:val="center"/>
-          </w:tcPr>
-          <w:p>
-            <w:pPr>
-              <w:spacing w:after="60"/>
-            </w:pPr>
-            <w:r>
-              <w:rPr>
-                <w:rFonts w:ascii="Arial" w:cs="Arial" w:eastAsia="Arial" w:hAnsi="Arial"/>
-                <w:b w:val="false"/>
-                <w:bCs w:val="false"/>
-                <w:i w:val="false"/>
-                <w:iCs w:val="false"/>
-                <w:sz w:val="16"/>
-                <w:szCs w:val="16"/>
-              </w:rPr>
-              <w:t xml:space="preserve">Ton plan papier est validé ! Direction le bureau d'études : la maquette numérique permet de VISITER la maison avant même de poser la première brique.</w:t>
-            </w:r>
-          </w:p>
+            <w:shd w:fill="F2F2F2" w:val="clear"/>
+            <w:tcMar>
+              <w:top w:type="dxa" w:w="40"/>
+              <w:left w:type="dxa" w:w="80"/>
+              <w:bottom w:type="dxa" w:w="40"/>
+              <w:right w:type="dxa" w:w="80"/>
+            </w:tcMar>
+            <w:vAlign w:val="center"/>
+          </w:tcPr>
           <w:p>
             <w:pPr>
               <w:spacing w:after="0"/>
@@ -567,12 +1618,12 @@
                 <w:rFonts w:ascii="Arial" w:cs="Arial" w:eastAsia="Arial" w:hAnsi="Arial"/>
                 <w:b/>
                 <w:bCs/>
-                <w:i/>
-                <w:iCs/>
-                <w:sz w:val="16"/>
-                <w:szCs w:val="16"/>
-              </w:rPr>
-              <w:t xml:space="preserve">❓ Comment transformer mon plan papier en maquette numérique ?</w:t>
+                <w:i w:val="false"/>
+                <w:iCs w:val="false"/>
+                <w:sz w:val="26"/>
+                <w:szCs w:val="26"/>
+              </w:rPr>
+              <w:t xml:space="preserve">PARTIE 3 — Contrôle qualité : mes surfaces respectent-elles le CDC ?</w:t>
             </w:r>
           </w:p>
         </w:tc>
@@ -580,1058 +1631,7 @@
     </w:tbl>
     <w:p>
       <w:pPr>
-        <w:spacing w:after="80"/>
-      </w:pPr>
-    </w:p>
-    <w:tbl>
-      <w:tblPr>
-        <w:tblW w:type="dxa" w:w="9360"/>
-        <w:tblBorders>
-          <w:top w:val="single" w:color="auto" w:sz="4"/>
-          <w:left w:val="single" w:color="auto" w:sz="4"/>
-          <w:bottom w:val="single" w:color="auto" w:sz="4"/>
-          <w:right w:val="single" w:color="auto" w:sz="4"/>
-          <w:insideH w:val="single" w:color="auto" w:sz="4"/>
-          <w:insideV w:val="single" w:color="auto" w:sz="4"/>
-        </w:tblBorders>
-      </w:tblPr>
-      <w:tblGrid>
-        <w:gridCol w:w="9360"/>
-      </w:tblGrid>
-      <w:tr>
-        <w:tc>
-          <w:tcPr>
-            <w:tcW w:type="dxa" w:w="9360"/>
-            <w:tcBorders>
-              <w:top w:val="single" w:color="000000" w:sz="6"/>
-              <w:left w:val="single" w:color="000000" w:sz="6"/>
-              <w:bottom w:val="single" w:color="000000" w:sz="6"/>
-              <w:right w:val="single" w:color="000000" w:sz="6"/>
-            </w:tcBorders>
-            <w:shd w:fill="F2F2F2" w:val="clear"/>
-            <w:tcMar>
-              <w:top w:type="dxa" w:w="40"/>
-              <w:left w:type="dxa" w:w="80"/>
-              <w:bottom w:type="dxa" w:w="40"/>
-              <w:right w:type="dxa" w:w="80"/>
-            </w:tcMar>
-            <w:vAlign w:val="center"/>
-          </w:tcPr>
-          <w:p>
-            <w:pPr>
-              <w:spacing w:after="0"/>
-            </w:pPr>
-            <w:r>
-              <w:rPr>
-                <w:rFonts w:ascii="Arial" w:cs="Arial" w:eastAsia="Arial" w:hAnsi="Arial"/>
-                <w:b/>
-                <w:bCs/>
-                <w:i w:val="false"/>
-                <w:iCs w:val="false"/>
-                <w:sz w:val="18"/>
-                <w:szCs w:val="18"/>
-              </w:rPr>
-              <w:t xml:space="preserve">PARTIE 1 — Les 4 zones du logiciel  (document projeté)</w:t>
-            </w:r>
-          </w:p>
-        </w:tc>
-      </w:tr>
-    </w:tbl>
-    <w:p>
-      <w:pPr>
-        <w:spacing w:after="40"/>
-      </w:pPr>
-    </w:p>
-    <w:p>
-      <w:pPr>
-        <w:spacing w:after="60"/>
-      </w:pPr>
-      <w:r>
-        <w:rPr>
-          <w:rFonts w:ascii="Arial" w:cs="Arial" w:eastAsia="Arial" w:hAnsi="Arial"/>
-          <w:b w:val="false"/>
-          <w:bCs w:val="false"/>
-          <w:i/>
-          <w:iCs/>
-          <w:sz w:val="16"/>
-          <w:szCs w:val="16"/>
-        </w:rPr>
-        <w:t xml:space="preserve">➤ Complète le rôle de chaque zone de Sweet Home 3D.</w:t>
-      </w:r>
-    </w:p>
-    <w:tbl>
-      <w:tblPr>
-        <w:tblW w:type="dxa" w:w="9360"/>
-        <w:tblBorders>
-          <w:top w:val="single" w:color="auto" w:sz="4"/>
-          <w:left w:val="single" w:color="auto" w:sz="4"/>
-          <w:bottom w:val="single" w:color="auto" w:sz="4"/>
-          <w:right w:val="single" w:color="auto" w:sz="4"/>
-          <w:insideH w:val="single" w:color="auto" w:sz="4"/>
-          <w:insideV w:val="single" w:color="auto" w:sz="4"/>
-        </w:tblBorders>
-      </w:tblPr>
-      <w:tblGrid>
-        <w:gridCol w:w="3400"/>
-        <w:gridCol w:w="5960"/>
-      </w:tblGrid>
-      <w:tr>
-        <w:tc>
-          <w:tcPr>
-            <w:tcW w:type="dxa" w:w="3400"/>
-            <w:tcBorders>
-              <w:top w:val="single" w:color="000000" w:sz="6"/>
-              <w:left w:val="single" w:color="000000" w:sz="6"/>
-              <w:bottom w:val="single" w:color="000000" w:sz="6"/>
-              <w:right w:val="single" w:color="000000" w:sz="6"/>
-            </w:tcBorders>
-            <w:shd w:fill="D9D9D9" w:val="clear"/>
-            <w:tcMar>
-              <w:top w:type="dxa" w:w="40"/>
-              <w:left w:type="dxa" w:w="80"/>
-              <w:bottom w:type="dxa" w:w="40"/>
-              <w:right w:type="dxa" w:w="80"/>
-            </w:tcMar>
-            <w:vAlign w:val="center"/>
-          </w:tcPr>
-          <w:p>
-            <w:pPr>
-              <w:spacing w:after="0"/>
-            </w:pPr>
-            <w:r>
-              <w:rPr>
-                <w:rFonts w:ascii="Arial" w:cs="Arial" w:eastAsia="Arial" w:hAnsi="Arial"/>
-                <w:b/>
-                <w:bCs/>
-                <w:i w:val="false"/>
-                <w:iCs w:val="false"/>
-                <w:sz w:val="16"/>
-                <w:szCs w:val="16"/>
-              </w:rPr>
-              <w:t xml:space="preserve">Zone</w:t>
-            </w:r>
-          </w:p>
-        </w:tc>
-        <w:tc>
-          <w:tcPr>
-            <w:tcW w:type="dxa" w:w="5960"/>
-            <w:tcBorders>
-              <w:top w:val="single" w:color="000000" w:sz="6"/>
-              <w:left w:val="single" w:color="000000" w:sz="6"/>
-              <w:bottom w:val="single" w:color="000000" w:sz="6"/>
-              <w:right w:val="single" w:color="000000" w:sz="6"/>
-            </w:tcBorders>
-            <w:shd w:fill="D9D9D9" w:val="clear"/>
-            <w:tcMar>
-              <w:top w:type="dxa" w:w="40"/>
-              <w:left w:type="dxa" w:w="80"/>
-              <w:bottom w:type="dxa" w:w="40"/>
-              <w:right w:type="dxa" w:w="80"/>
-            </w:tcMar>
-            <w:vAlign w:val="center"/>
-          </w:tcPr>
-          <w:p>
-            <w:pPr>
-              <w:spacing w:after="0"/>
-            </w:pPr>
-            <w:r>
-              <w:rPr>
-                <w:rFonts w:ascii="Arial" w:cs="Arial" w:eastAsia="Arial" w:hAnsi="Arial"/>
-                <w:b/>
-                <w:bCs/>
-                <w:i w:val="false"/>
-                <w:iCs w:val="false"/>
-                <w:sz w:val="16"/>
-                <w:szCs w:val="16"/>
-              </w:rPr>
-              <w:t xml:space="preserve">Son rôle</w:t>
-            </w:r>
-          </w:p>
-        </w:tc>
-      </w:tr>
-      <w:tr>
-        <w:tc>
-          <w:tcPr>
-            <w:tcW w:type="dxa" w:w="3400"/>
-            <w:tcBorders>
-              <w:top w:val="single" w:color="000000" w:sz="6"/>
-              <w:left w:val="single" w:color="000000" w:sz="6"/>
-              <w:bottom w:val="single" w:color="000000" w:sz="6"/>
-              <w:right w:val="single" w:color="000000" w:sz="6"/>
-            </w:tcBorders>
-            <w:tcMar>
-              <w:top w:type="dxa" w:w="40"/>
-              <w:left w:type="dxa" w:w="80"/>
-              <w:bottom w:type="dxa" w:w="40"/>
-              <w:right w:type="dxa" w:w="80"/>
-            </w:tcMar>
-            <w:vAlign w:val="center"/>
-          </w:tcPr>
-          <w:p>
-            <w:pPr>
-              <w:spacing w:after="0"/>
-            </w:pPr>
-            <w:r>
-              <w:rPr>
-                <w:rFonts w:ascii="Arial" w:cs="Arial" w:eastAsia="Arial" w:hAnsi="Arial"/>
-                <w:b w:val="false"/>
-                <w:bCs w:val="false"/>
-                <w:i w:val="false"/>
-                <w:iCs w:val="false"/>
-                <w:sz w:val="16"/>
-                <w:szCs w:val="16"/>
-              </w:rPr>
-              <w:t xml:space="preserve">Zone 1 (en haut à gauche)</w:t>
-            </w:r>
-          </w:p>
-        </w:tc>
-        <w:tc>
-          <w:tcPr>
-            <w:tcW w:type="dxa" w:w="5960"/>
-            <w:tcBorders>
-              <w:top w:val="single" w:color="000000" w:sz="6"/>
-              <w:left w:val="single" w:color="000000" w:sz="6"/>
-              <w:bottom w:val="single" w:color="000000" w:sz="6"/>
-              <w:right w:val="single" w:color="000000" w:sz="6"/>
-            </w:tcBorders>
-            <w:tcMar>
-              <w:top w:type="dxa" w:w="40"/>
-              <w:left w:type="dxa" w:w="80"/>
-              <w:bottom w:type="dxa" w:w="40"/>
-              <w:right w:type="dxa" w:w="80"/>
-            </w:tcMar>
-            <w:vAlign w:val="center"/>
-          </w:tcPr>
-          <w:p>
-            <w:pPr>
-              <w:spacing w:after="0"/>
-            </w:pPr>
-            <w:r>
-              <w:rPr>
-                <w:rFonts w:ascii="Arial" w:cs="Arial" w:eastAsia="Arial" w:hAnsi="Arial"/>
-                <w:b w:val="false"/>
-                <w:bCs w:val="false"/>
-                <w:i w:val="false"/>
-                <w:iCs w:val="false"/>
-                <w:sz w:val="16"/>
-                <w:szCs w:val="16"/>
-              </w:rPr>
-              <w:t xml:space="preserve">Bibliothèque d'............................ (meubles, portes, fenêtres…)</w:t>
-            </w:r>
-          </w:p>
-        </w:tc>
-      </w:tr>
-      <w:tr>
-        <w:tc>
-          <w:tcPr>
-            <w:tcW w:type="dxa" w:w="3400"/>
-            <w:tcBorders>
-              <w:top w:val="single" w:color="000000" w:sz="6"/>
-              <w:left w:val="single" w:color="000000" w:sz="6"/>
-              <w:bottom w:val="single" w:color="000000" w:sz="6"/>
-              <w:right w:val="single" w:color="000000" w:sz="6"/>
-            </w:tcBorders>
-            <w:tcMar>
-              <w:top w:type="dxa" w:w="40"/>
-              <w:left w:type="dxa" w:w="80"/>
-              <w:bottom w:type="dxa" w:w="40"/>
-              <w:right w:type="dxa" w:w="80"/>
-            </w:tcMar>
-            <w:vAlign w:val="center"/>
-          </w:tcPr>
-          <w:p>
-            <w:pPr>
-              <w:spacing w:after="0"/>
-            </w:pPr>
-            <w:r>
-              <w:rPr>
-                <w:rFonts w:ascii="Arial" w:cs="Arial" w:eastAsia="Arial" w:hAnsi="Arial"/>
-                <w:b w:val="false"/>
-                <w:bCs w:val="false"/>
-                <w:i w:val="false"/>
-                <w:iCs w:val="false"/>
-                <w:sz w:val="16"/>
-                <w:szCs w:val="16"/>
-              </w:rPr>
-              <w:t xml:space="preserve">Zone 2 (en bas à gauche)</w:t>
-            </w:r>
-          </w:p>
-        </w:tc>
-        <w:tc>
-          <w:tcPr>
-            <w:tcW w:type="dxa" w:w="5960"/>
-            <w:tcBorders>
-              <w:top w:val="single" w:color="000000" w:sz="6"/>
-              <w:left w:val="single" w:color="000000" w:sz="6"/>
-              <w:bottom w:val="single" w:color="000000" w:sz="6"/>
-              <w:right w:val="single" w:color="000000" w:sz="6"/>
-            </w:tcBorders>
-            <w:tcMar>
-              <w:top w:type="dxa" w:w="40"/>
-              <w:left w:type="dxa" w:w="80"/>
-              <w:bottom w:type="dxa" w:w="40"/>
-              <w:right w:type="dxa" w:w="80"/>
-            </w:tcMar>
-            <w:vAlign w:val="center"/>
-          </w:tcPr>
-          <w:p>
-            <w:pPr>
-              <w:spacing w:after="0"/>
-            </w:pPr>
-            <w:r>
-              <w:rPr>
-                <w:rFonts w:ascii="Arial" w:cs="Arial" w:eastAsia="Arial" w:hAnsi="Arial"/>
-                <w:b w:val="false"/>
-                <w:bCs w:val="false"/>
-                <w:i w:val="false"/>
-                <w:iCs w:val="false"/>
-                <w:sz w:val="16"/>
-                <w:szCs w:val="16"/>
-              </w:rPr>
-              <w:t xml:space="preserve">............................ des objets insérés dans le plan</w:t>
-            </w:r>
-          </w:p>
-        </w:tc>
-      </w:tr>
-      <w:tr>
-        <w:tc>
-          <w:tcPr>
-            <w:tcW w:type="dxa" w:w="3400"/>
-            <w:tcBorders>
-              <w:top w:val="single" w:color="000000" w:sz="6"/>
-              <w:left w:val="single" w:color="000000" w:sz="6"/>
-              <w:bottom w:val="single" w:color="000000" w:sz="6"/>
-              <w:right w:val="single" w:color="000000" w:sz="6"/>
-            </w:tcBorders>
-            <w:tcMar>
-              <w:top w:type="dxa" w:w="40"/>
-              <w:left w:type="dxa" w:w="80"/>
-              <w:bottom w:type="dxa" w:w="40"/>
-              <w:right w:type="dxa" w:w="80"/>
-            </w:tcMar>
-            <w:vAlign w:val="center"/>
-          </w:tcPr>
-          <w:p>
-            <w:pPr>
-              <w:spacing w:after="0"/>
-            </w:pPr>
-            <w:r>
-              <w:rPr>
-                <w:rFonts w:ascii="Arial" w:cs="Arial" w:eastAsia="Arial" w:hAnsi="Arial"/>
-                <w:b w:val="false"/>
-                <w:bCs w:val="false"/>
-                <w:i w:val="false"/>
-                <w:iCs w:val="false"/>
-                <w:sz w:val="16"/>
-                <w:szCs w:val="16"/>
-              </w:rPr>
-              <w:t xml:space="preserve">Zone 3 (en haut à droite)</w:t>
-            </w:r>
-          </w:p>
-        </w:tc>
-        <w:tc>
-          <w:tcPr>
-            <w:tcW w:type="dxa" w:w="5960"/>
-            <w:tcBorders>
-              <w:top w:val="single" w:color="000000" w:sz="6"/>
-              <w:left w:val="single" w:color="000000" w:sz="6"/>
-              <w:bottom w:val="single" w:color="000000" w:sz="6"/>
-              <w:right w:val="single" w:color="000000" w:sz="6"/>
-            </w:tcBorders>
-            <w:tcMar>
-              <w:top w:type="dxa" w:w="40"/>
-              <w:left w:type="dxa" w:w="80"/>
-              <w:bottom w:type="dxa" w:w="40"/>
-              <w:right w:type="dxa" w:w="80"/>
-            </w:tcMar>
-            <w:vAlign w:val="center"/>
-          </w:tcPr>
-          <w:p>
-            <w:pPr>
-              <w:spacing w:after="0"/>
-            </w:pPr>
-            <w:r>
-              <w:rPr>
-                <w:rFonts w:ascii="Arial" w:cs="Arial" w:eastAsia="Arial" w:hAnsi="Arial"/>
-                <w:b w:val="false"/>
-                <w:bCs w:val="false"/>
-                <w:i w:val="false"/>
-                <w:iCs w:val="false"/>
-                <w:sz w:val="16"/>
-                <w:szCs w:val="16"/>
-              </w:rPr>
-              <w:t xml:space="preserve">Dessin du ............................ de la maison (2D)</w:t>
-            </w:r>
-          </w:p>
-        </w:tc>
-      </w:tr>
-      <w:tr>
-        <w:tc>
-          <w:tcPr>
-            <w:tcW w:type="dxa" w:w="3400"/>
-            <w:tcBorders>
-              <w:top w:val="single" w:color="000000" w:sz="6"/>
-              <w:left w:val="single" w:color="000000" w:sz="6"/>
-              <w:bottom w:val="single" w:color="000000" w:sz="6"/>
-              <w:right w:val="single" w:color="000000" w:sz="6"/>
-            </w:tcBorders>
-            <w:tcMar>
-              <w:top w:type="dxa" w:w="40"/>
-              <w:left w:type="dxa" w:w="80"/>
-              <w:bottom w:type="dxa" w:w="40"/>
-              <w:right w:type="dxa" w:w="80"/>
-            </w:tcMar>
-            <w:vAlign w:val="center"/>
-          </w:tcPr>
-          <w:p>
-            <w:pPr>
-              <w:spacing w:after="0"/>
-            </w:pPr>
-            <w:r>
-              <w:rPr>
-                <w:rFonts w:ascii="Arial" w:cs="Arial" w:eastAsia="Arial" w:hAnsi="Arial"/>
-                <w:b w:val="false"/>
-                <w:bCs w:val="false"/>
-                <w:i w:val="false"/>
-                <w:iCs w:val="false"/>
-                <w:sz w:val="16"/>
-                <w:szCs w:val="16"/>
-              </w:rPr>
-              <w:t xml:space="preserve">Zone 4 (en bas à droite)</w:t>
-            </w:r>
-          </w:p>
-        </w:tc>
-        <w:tc>
-          <w:tcPr>
-            <w:tcW w:type="dxa" w:w="5960"/>
-            <w:tcBorders>
-              <w:top w:val="single" w:color="000000" w:sz="6"/>
-              <w:left w:val="single" w:color="000000" w:sz="6"/>
-              <w:bottom w:val="single" w:color="000000" w:sz="6"/>
-              <w:right w:val="single" w:color="000000" w:sz="6"/>
-            </w:tcBorders>
-            <w:tcMar>
-              <w:top w:type="dxa" w:w="40"/>
-              <w:left w:type="dxa" w:w="80"/>
-              <w:bottom w:type="dxa" w:w="40"/>
-              <w:right w:type="dxa" w:w="80"/>
-            </w:tcMar>
-            <w:vAlign w:val="center"/>
-          </w:tcPr>
-          <w:p>
-            <w:pPr>
-              <w:spacing w:after="0"/>
-            </w:pPr>
-            <w:r>
-              <w:rPr>
-                <w:rFonts w:ascii="Arial" w:cs="Arial" w:eastAsia="Arial" w:hAnsi="Arial"/>
-                <w:b w:val="false"/>
-                <w:bCs w:val="false"/>
-                <w:i w:val="false"/>
-                <w:iCs w:val="false"/>
-                <w:sz w:val="16"/>
-                <w:szCs w:val="16"/>
-              </w:rPr>
-              <w:t xml:space="preserve">Vue en ............................ de la maison</w:t>
-            </w:r>
-          </w:p>
-        </w:tc>
-      </w:tr>
-    </w:tbl>
-    <w:p>
-      <w:pPr>
-        <w:spacing w:after="50"/>
-      </w:pPr>
-    </w:p>
-    <w:tbl>
-      <w:tblPr>
-        <w:tblW w:type="dxa" w:w="9360"/>
-        <w:tblBorders>
-          <w:top w:val="single" w:color="auto" w:sz="4"/>
-          <w:left w:val="single" w:color="auto" w:sz="4"/>
-          <w:bottom w:val="single" w:color="auto" w:sz="4"/>
-          <w:right w:val="single" w:color="auto" w:sz="4"/>
-          <w:insideH w:val="single" w:color="auto" w:sz="4"/>
-          <w:insideV w:val="single" w:color="auto" w:sz="4"/>
-        </w:tblBorders>
-      </w:tblPr>
-      <w:tblGrid>
-        <w:gridCol w:w="9360"/>
-      </w:tblGrid>
-      <w:tr>
-        <w:tc>
-          <w:tcPr>
-            <w:tcW w:type="dxa" w:w="9360"/>
-            <w:tcBorders>
-              <w:top w:val="single" w:color="000000" w:sz="6"/>
-              <w:left w:val="single" w:color="000000" w:sz="6"/>
-              <w:bottom w:val="single" w:color="000000" w:sz="6"/>
-              <w:right w:val="single" w:color="000000" w:sz="6"/>
-            </w:tcBorders>
-            <w:shd w:fill="F2F2F2" w:val="clear"/>
-            <w:tcMar>
-              <w:top w:type="dxa" w:w="40"/>
-              <w:left w:type="dxa" w:w="80"/>
-              <w:bottom w:type="dxa" w:w="40"/>
-              <w:right w:type="dxa" w:w="80"/>
-            </w:tcMar>
-            <w:vAlign w:val="center"/>
-          </w:tcPr>
-          <w:p>
-            <w:pPr>
-              <w:spacing w:after="0"/>
-            </w:pPr>
-            <w:r>
-              <w:rPr>
-                <w:rFonts w:ascii="Arial" w:cs="Arial" w:eastAsia="Arial" w:hAnsi="Arial"/>
-                <w:b/>
-                <w:bCs/>
-                <w:i w:val="false"/>
-                <w:iCs w:val="false"/>
-                <w:sz w:val="18"/>
-                <w:szCs w:val="18"/>
-              </w:rPr>
-              <w:t xml:space="preserve">PARTIE 2 — Pas-à-pas : je construis mes pièces et mes murs  (séance en groupe)</w:t>
-            </w:r>
-          </w:p>
-        </w:tc>
-      </w:tr>
-    </w:tbl>
-    <w:p>
-      <w:pPr>
-        <w:spacing w:after="40"/>
-      </w:pPr>
-    </w:p>
-    <w:p>
-      <w:pPr>
-        <w:spacing w:after="60"/>
-      </w:pPr>
-      <w:r>
-        <w:rPr>
-          <w:rFonts w:ascii="Arial" w:cs="Arial" w:eastAsia="Arial" w:hAnsi="Arial"/>
-          <w:b w:val="false"/>
-          <w:bCs w:val="false"/>
-          <w:i/>
-          <w:iCs/>
-          <w:sz w:val="16"/>
-          <w:szCs w:val="16"/>
-        </w:rPr>
-        <w:t xml:space="preserve">➤ Suis les étapes dans l'ordre. Coche chaque étape réussie. Règle des 3R : Relire, Réessayer, Réclamer.</w:t>
-      </w:r>
-    </w:p>
-    <w:tbl>
-      <w:tblPr>
-        <w:tblW w:type="dxa" w:w="9360"/>
-        <w:tblBorders>
-          <w:top w:val="single" w:color="auto" w:sz="4"/>
-          <w:left w:val="single" w:color="auto" w:sz="4"/>
-          <w:bottom w:val="single" w:color="auto" w:sz="4"/>
-          <w:right w:val="single" w:color="auto" w:sz="4"/>
-          <w:insideH w:val="single" w:color="auto" w:sz="4"/>
-          <w:insideV w:val="single" w:color="auto" w:sz="4"/>
-        </w:tblBorders>
-      </w:tblPr>
-      <w:tblGrid>
-        <w:gridCol w:w="900"/>
-        <w:gridCol w:w="8460"/>
-      </w:tblGrid>
-      <w:tr>
-        <w:tc>
-          <w:tcPr>
-            <w:tcW w:type="dxa" w:w="900"/>
-            <w:tcBorders>
-              <w:top w:val="single" w:color="000000" w:sz="6"/>
-              <w:left w:val="single" w:color="000000" w:sz="6"/>
-              <w:bottom w:val="single" w:color="000000" w:sz="6"/>
-              <w:right w:val="single" w:color="000000" w:sz="6"/>
-            </w:tcBorders>
-            <w:shd w:fill="D9D9D9" w:val="clear"/>
-            <w:tcMar>
-              <w:top w:type="dxa" w:w="40"/>
-              <w:left w:type="dxa" w:w="80"/>
-              <w:bottom w:type="dxa" w:w="40"/>
-              <w:right w:type="dxa" w:w="80"/>
-            </w:tcMar>
-            <w:vAlign w:val="center"/>
-          </w:tcPr>
-          <w:p>
-            <w:pPr>
-              <w:spacing w:after="0"/>
-            </w:pPr>
-            <w:r>
-              <w:rPr>
-                <w:rFonts w:ascii="Arial" w:cs="Arial" w:eastAsia="Arial" w:hAnsi="Arial"/>
-                <w:b/>
-                <w:bCs/>
-                <w:i w:val="false"/>
-                <w:iCs w:val="false"/>
-                <w:sz w:val="16"/>
-                <w:szCs w:val="16"/>
-              </w:rPr>
-              <w:t xml:space="preserve">Fait</w:t>
-            </w:r>
-          </w:p>
-        </w:tc>
-        <w:tc>
-          <w:tcPr>
-            <w:tcW w:type="dxa" w:w="8460"/>
-            <w:tcBorders>
-              <w:top w:val="single" w:color="000000" w:sz="6"/>
-              <w:left w:val="single" w:color="000000" w:sz="6"/>
-              <w:bottom w:val="single" w:color="000000" w:sz="6"/>
-              <w:right w:val="single" w:color="000000" w:sz="6"/>
-            </w:tcBorders>
-            <w:shd w:fill="D9D9D9" w:val="clear"/>
-            <w:tcMar>
-              <w:top w:type="dxa" w:w="40"/>
-              <w:left w:type="dxa" w:w="80"/>
-              <w:bottom w:type="dxa" w:w="40"/>
-              <w:right w:type="dxa" w:w="80"/>
-            </w:tcMar>
-            <w:vAlign w:val="center"/>
-          </w:tcPr>
-          <w:p>
-            <w:pPr>
-              <w:spacing w:after="0"/>
-            </w:pPr>
-            <w:r>
-              <w:rPr>
-                <w:rFonts w:ascii="Arial" w:cs="Arial" w:eastAsia="Arial" w:hAnsi="Arial"/>
-                <w:b/>
-                <w:bCs/>
-                <w:i w:val="false"/>
-                <w:iCs w:val="false"/>
-                <w:sz w:val="16"/>
-                <w:szCs w:val="16"/>
-              </w:rPr>
-              <w:t xml:space="preserve">Étape</w:t>
-            </w:r>
-          </w:p>
-        </w:tc>
-      </w:tr>
-      <w:tr>
-        <w:tc>
-          <w:tcPr>
-            <w:tcW w:type="dxa" w:w="900"/>
-            <w:tcBorders>
-              <w:top w:val="single" w:color="000000" w:sz="6"/>
-              <w:left w:val="single" w:color="000000" w:sz="6"/>
-              <w:bottom w:val="single" w:color="000000" w:sz="6"/>
-              <w:right w:val="single" w:color="000000" w:sz="6"/>
-            </w:tcBorders>
-            <w:tcMar>
-              <w:top w:type="dxa" w:w="40"/>
-              <w:left w:type="dxa" w:w="80"/>
-              <w:bottom w:type="dxa" w:w="40"/>
-              <w:right w:type="dxa" w:w="80"/>
-            </w:tcMar>
-            <w:vAlign w:val="center"/>
-          </w:tcPr>
-          <w:p>
-            <w:pPr>
-              <w:spacing w:after="0"/>
-            </w:pPr>
-            <w:r>
-              <w:rPr>
-                <w:rFonts w:ascii="Arial" w:cs="Arial" w:eastAsia="Arial" w:hAnsi="Arial"/>
-                <w:b w:val="false"/>
-                <w:bCs w:val="false"/>
-                <w:i w:val="false"/>
-                <w:iCs w:val="false"/>
-                <w:sz w:val="16"/>
-                <w:szCs w:val="16"/>
-              </w:rPr>
-              <w:t xml:space="preserve">☐ 1</w:t>
-            </w:r>
-          </w:p>
-        </w:tc>
-        <w:tc>
-          <w:tcPr>
-            <w:tcW w:type="dxa" w:w="8460"/>
-            <w:tcBorders>
-              <w:top w:val="single" w:color="000000" w:sz="6"/>
-              <w:left w:val="single" w:color="000000" w:sz="6"/>
-              <w:bottom w:val="single" w:color="000000" w:sz="6"/>
-              <w:right w:val="single" w:color="000000" w:sz="6"/>
-            </w:tcBorders>
-            <w:tcMar>
-              <w:top w:type="dxa" w:w="40"/>
-              <w:left w:type="dxa" w:w="80"/>
-              <w:bottom w:type="dxa" w:w="40"/>
-              <w:right w:type="dxa" w:w="80"/>
-            </w:tcMar>
-            <w:vAlign w:val="center"/>
-          </w:tcPr>
-          <w:p>
-            <w:pPr>
-              <w:spacing w:after="0"/>
-            </w:pPr>
-            <w:r>
-              <w:rPr>
-                <w:rFonts w:ascii="Arial" w:cs="Arial" w:eastAsia="Arial" w:hAnsi="Arial"/>
-                <w:b w:val="false"/>
-                <w:bCs w:val="false"/>
-                <w:i w:val="false"/>
-                <w:iCs w:val="false"/>
-                <w:sz w:val="16"/>
-                <w:szCs w:val="16"/>
-              </w:rPr>
-              <w:t xml:space="preserve">Ouvre Sweet Home 3D. Enregistre TOUT DE SUITE : TECHNO/SEQ05/NOM_maison.sh3d — puis Ctrl+S régulièrement.</w:t>
-            </w:r>
-          </w:p>
-        </w:tc>
-      </w:tr>
-      <w:tr>
-        <w:tc>
-          <w:tcPr>
-            <w:tcW w:type="dxa" w:w="900"/>
-            <w:tcBorders>
-              <w:top w:val="single" w:color="000000" w:sz="6"/>
-              <w:left w:val="single" w:color="000000" w:sz="6"/>
-              <w:bottom w:val="single" w:color="000000" w:sz="6"/>
-              <w:right w:val="single" w:color="000000" w:sz="6"/>
-            </w:tcBorders>
-            <w:tcMar>
-              <w:top w:type="dxa" w:w="40"/>
-              <w:left w:type="dxa" w:w="80"/>
-              <w:bottom w:type="dxa" w:w="40"/>
-              <w:right w:type="dxa" w:w="80"/>
-            </w:tcMar>
-            <w:vAlign w:val="center"/>
-          </w:tcPr>
-          <w:p>
-            <w:pPr>
-              <w:spacing w:after="0"/>
-            </w:pPr>
-            <w:r>
-              <w:rPr>
-                <w:rFonts w:ascii="Arial" w:cs="Arial" w:eastAsia="Arial" w:hAnsi="Arial"/>
-                <w:b w:val="false"/>
-                <w:bCs w:val="false"/>
-                <w:i w:val="false"/>
-                <w:iCs w:val="false"/>
-                <w:sz w:val="16"/>
-                <w:szCs w:val="16"/>
-              </w:rPr>
-              <w:t xml:space="preserve">☐ 2</w:t>
-            </w:r>
-          </w:p>
-        </w:tc>
-        <w:tc>
-          <w:tcPr>
-            <w:tcW w:type="dxa" w:w="8460"/>
-            <w:tcBorders>
-              <w:top w:val="single" w:color="000000" w:sz="6"/>
-              <w:left w:val="single" w:color="000000" w:sz="6"/>
-              <w:bottom w:val="single" w:color="000000" w:sz="6"/>
-              <w:right w:val="single" w:color="000000" w:sz="6"/>
-            </w:tcBorders>
-            <w:tcMar>
-              <w:top w:type="dxa" w:w="40"/>
-              <w:left w:type="dxa" w:w="80"/>
-              <w:bottom w:type="dxa" w:w="40"/>
-              <w:right w:type="dxa" w:w="80"/>
-            </w:tcMar>
-            <w:vAlign w:val="center"/>
-          </w:tcPr>
-          <w:p>
-            <w:pPr>
-              <w:spacing w:after="0"/>
-            </w:pPr>
-            <w:r>
-              <w:rPr>
-                <w:rFonts w:ascii="Arial" w:cs="Arial" w:eastAsia="Arial" w:hAnsi="Arial"/>
-                <w:b w:val="false"/>
-                <w:bCs w:val="false"/>
-                <w:i w:val="false"/>
-                <w:iCs w:val="false"/>
-                <w:sz w:val="16"/>
-                <w:szCs w:val="16"/>
-              </w:rPr>
-              <w:t xml:space="preserve">Outil « Créer les pièces » : clique les 4 angles de ta première pièce (1 carreau = choisis ton échelle), Échap pour finir.</w:t>
-            </w:r>
-          </w:p>
-        </w:tc>
-      </w:tr>
-      <w:tr>
-        <w:tc>
-          <w:tcPr>
-            <w:tcW w:type="dxa" w:w="900"/>
-            <w:tcBorders>
-              <w:top w:val="single" w:color="000000" w:sz="6"/>
-              <w:left w:val="single" w:color="000000" w:sz="6"/>
-              <w:bottom w:val="single" w:color="000000" w:sz="6"/>
-              <w:right w:val="single" w:color="000000" w:sz="6"/>
-            </w:tcBorders>
-            <w:tcMar>
-              <w:top w:type="dxa" w:w="40"/>
-              <w:left w:type="dxa" w:w="80"/>
-              <w:bottom w:type="dxa" w:w="40"/>
-              <w:right w:type="dxa" w:w="80"/>
-            </w:tcMar>
-            <w:vAlign w:val="center"/>
-          </w:tcPr>
-          <w:p>
-            <w:pPr>
-              <w:spacing w:after="0"/>
-            </w:pPr>
-            <w:r>
-              <w:rPr>
-                <w:rFonts w:ascii="Arial" w:cs="Arial" w:eastAsia="Arial" w:hAnsi="Arial"/>
-                <w:b w:val="false"/>
-                <w:bCs w:val="false"/>
-                <w:i w:val="false"/>
-                <w:iCs w:val="false"/>
-                <w:sz w:val="16"/>
-                <w:szCs w:val="16"/>
-              </w:rPr>
-              <w:t xml:space="preserve">☐ 3</w:t>
-            </w:r>
-          </w:p>
-        </w:tc>
-        <w:tc>
-          <w:tcPr>
-            <w:tcW w:type="dxa" w:w="8460"/>
-            <w:tcBorders>
-              <w:top w:val="single" w:color="000000" w:sz="6"/>
-              <w:left w:val="single" w:color="000000" w:sz="6"/>
-              <w:bottom w:val="single" w:color="000000" w:sz="6"/>
-              <w:right w:val="single" w:color="000000" w:sz="6"/>
-            </w:tcBorders>
-            <w:tcMar>
-              <w:top w:type="dxa" w:w="40"/>
-              <w:left w:type="dxa" w:w="80"/>
-              <w:bottom w:type="dxa" w:w="40"/>
-              <w:right w:type="dxa" w:w="80"/>
-            </w:tcMar>
-            <w:vAlign w:val="center"/>
-          </w:tcPr>
-          <w:p>
-            <w:pPr>
-              <w:spacing w:after="0"/>
-            </w:pPr>
-            <w:r>
-              <w:rPr>
-                <w:rFonts w:ascii="Arial" w:cs="Arial" w:eastAsia="Arial" w:hAnsi="Arial"/>
-                <w:b w:val="false"/>
-                <w:bCs w:val="false"/>
-                <w:i w:val="false"/>
-                <w:iCs w:val="false"/>
-                <w:sz w:val="16"/>
-                <w:szCs w:val="16"/>
-              </w:rPr>
-              <w:t xml:space="preserve">Clic droit sur la pièce → « Modifier les pièces » : donne-lui son NOM. Sa surface s'affiche sur le plan.</w:t>
-            </w:r>
-          </w:p>
-        </w:tc>
-      </w:tr>
-      <w:tr>
-        <w:tc>
-          <w:tcPr>
-            <w:tcW w:type="dxa" w:w="900"/>
-            <w:tcBorders>
-              <w:top w:val="single" w:color="000000" w:sz="6"/>
-              <w:left w:val="single" w:color="000000" w:sz="6"/>
-              <w:bottom w:val="single" w:color="000000" w:sz="6"/>
-              <w:right w:val="single" w:color="000000" w:sz="6"/>
-            </w:tcBorders>
-            <w:tcMar>
-              <w:top w:type="dxa" w:w="40"/>
-              <w:left w:type="dxa" w:w="80"/>
-              <w:bottom w:type="dxa" w:w="40"/>
-              <w:right w:type="dxa" w:w="80"/>
-            </w:tcMar>
-            <w:vAlign w:val="center"/>
-          </w:tcPr>
-          <w:p>
-            <w:pPr>
-              <w:spacing w:after="0"/>
-            </w:pPr>
-            <w:r>
-              <w:rPr>
-                <w:rFonts w:ascii="Arial" w:cs="Arial" w:eastAsia="Arial" w:hAnsi="Arial"/>
-                <w:b w:val="false"/>
-                <w:bCs w:val="false"/>
-                <w:i w:val="false"/>
-                <w:iCs w:val="false"/>
-                <w:sz w:val="16"/>
-                <w:szCs w:val="16"/>
-              </w:rPr>
-              <w:t xml:space="preserve">☐ 4</w:t>
-            </w:r>
-          </w:p>
-        </w:tc>
-        <w:tc>
-          <w:tcPr>
-            <w:tcW w:type="dxa" w:w="8460"/>
-            <w:tcBorders>
-              <w:top w:val="single" w:color="000000" w:sz="6"/>
-              <w:left w:val="single" w:color="000000" w:sz="6"/>
-              <w:bottom w:val="single" w:color="000000" w:sz="6"/>
-              <w:right w:val="single" w:color="000000" w:sz="6"/>
-            </w:tcBorders>
-            <w:tcMar>
-              <w:top w:type="dxa" w:w="40"/>
-              <w:left w:type="dxa" w:w="80"/>
-              <w:bottom w:type="dxa" w:w="40"/>
-              <w:right w:type="dxa" w:w="80"/>
-            </w:tcMar>
-            <w:vAlign w:val="center"/>
-          </w:tcPr>
-          <w:p>
-            <w:pPr>
-              <w:spacing w:after="0"/>
-            </w:pPr>
-            <w:r>
-              <w:rPr>
-                <w:rFonts w:ascii="Arial" w:cs="Arial" w:eastAsia="Arial" w:hAnsi="Arial"/>
-                <w:b w:val="false"/>
-                <w:bCs w:val="false"/>
-                <w:i w:val="false"/>
-                <w:iCs w:val="false"/>
-                <w:sz w:val="16"/>
-                <w:szCs w:val="16"/>
-              </w:rPr>
-              <w:t xml:space="preserve">Recommence pour TOUTES les pièces de ton plan papier.</w:t>
-            </w:r>
-          </w:p>
-        </w:tc>
-      </w:tr>
-      <w:tr>
-        <w:tc>
-          <w:tcPr>
-            <w:tcW w:type="dxa" w:w="900"/>
-            <w:tcBorders>
-              <w:top w:val="single" w:color="000000" w:sz="6"/>
-              <w:left w:val="single" w:color="000000" w:sz="6"/>
-              <w:bottom w:val="single" w:color="000000" w:sz="6"/>
-              <w:right w:val="single" w:color="000000" w:sz="6"/>
-            </w:tcBorders>
-            <w:tcMar>
-              <w:top w:type="dxa" w:w="40"/>
-              <w:left w:type="dxa" w:w="80"/>
-              <w:bottom w:type="dxa" w:w="40"/>
-              <w:right w:type="dxa" w:w="80"/>
-            </w:tcMar>
-            <w:vAlign w:val="center"/>
-          </w:tcPr>
-          <w:p>
-            <w:pPr>
-              <w:spacing w:after="0"/>
-            </w:pPr>
-            <w:r>
-              <w:rPr>
-                <w:rFonts w:ascii="Arial" w:cs="Arial" w:eastAsia="Arial" w:hAnsi="Arial"/>
-                <w:b w:val="false"/>
-                <w:bCs w:val="false"/>
-                <w:i w:val="false"/>
-                <w:iCs w:val="false"/>
-                <w:sz w:val="16"/>
-                <w:szCs w:val="16"/>
-              </w:rPr>
-              <w:t xml:space="preserve">☐ 5</w:t>
-            </w:r>
-          </w:p>
-        </w:tc>
-        <w:tc>
-          <w:tcPr>
-            <w:tcW w:type="dxa" w:w="8460"/>
-            <w:tcBorders>
-              <w:top w:val="single" w:color="000000" w:sz="6"/>
-              <w:left w:val="single" w:color="000000" w:sz="6"/>
-              <w:bottom w:val="single" w:color="000000" w:sz="6"/>
-              <w:right w:val="single" w:color="000000" w:sz="6"/>
-            </w:tcBorders>
-            <w:tcMar>
-              <w:top w:type="dxa" w:w="40"/>
-              <w:left w:type="dxa" w:w="80"/>
-              <w:bottom w:type="dxa" w:w="40"/>
-              <w:right w:type="dxa" w:w="80"/>
-            </w:tcMar>
-            <w:vAlign w:val="center"/>
-          </w:tcPr>
-          <w:p>
-            <w:pPr>
-              <w:spacing w:after="0"/>
-            </w:pPr>
-            <w:r>
-              <w:rPr>
-                <w:rFonts w:ascii="Arial" w:cs="Arial" w:eastAsia="Arial" w:hAnsi="Arial"/>
-                <w:b w:val="false"/>
-                <w:bCs w:val="false"/>
-                <w:i w:val="false"/>
-                <w:iCs w:val="false"/>
-                <w:sz w:val="16"/>
-                <w:szCs w:val="16"/>
-              </w:rPr>
-              <w:t xml:space="preserve">Outil « Créer les murs » : trace le tour de la maison puis les cloisons (clic à chaque angle, clic droit pour finir).</w:t>
-            </w:r>
-          </w:p>
-        </w:tc>
-      </w:tr>
-    </w:tbl>
-    <w:p>
-      <w:pPr>
-        <w:spacing w:after="50"/>
-      </w:pPr>
-    </w:p>
-    <w:tbl>
-      <w:tblPr>
-        <w:tblW w:type="dxa" w:w="9360"/>
-        <w:tblBorders>
-          <w:top w:val="single" w:color="auto" w:sz="4"/>
-          <w:left w:val="single" w:color="auto" w:sz="4"/>
-          <w:bottom w:val="single" w:color="auto" w:sz="4"/>
-          <w:right w:val="single" w:color="auto" w:sz="4"/>
-          <w:insideH w:val="single" w:color="auto" w:sz="4"/>
-          <w:insideV w:val="single" w:color="auto" w:sz="4"/>
-        </w:tblBorders>
-      </w:tblPr>
-      <w:tblGrid>
-        <w:gridCol w:w="9360"/>
-      </w:tblGrid>
-      <w:tr>
-        <w:tc>
-          <w:tcPr>
-            <w:tcW w:type="dxa" w:w="9360"/>
-            <w:tcBorders>
-              <w:top w:val="single" w:color="000000" w:sz="6"/>
-              <w:left w:val="single" w:color="000000" w:sz="6"/>
-              <w:bottom w:val="single" w:color="000000" w:sz="6"/>
-              <w:right w:val="single" w:color="000000" w:sz="6"/>
-            </w:tcBorders>
-            <w:shd w:fill="F2F2F2" w:val="clear"/>
-            <w:tcMar>
-              <w:top w:type="dxa" w:w="40"/>
-              <w:left w:type="dxa" w:w="80"/>
-              <w:bottom w:type="dxa" w:w="40"/>
-              <w:right w:type="dxa" w:w="80"/>
-            </w:tcMar>
-            <w:vAlign w:val="center"/>
-          </w:tcPr>
-          <w:p>
-            <w:pPr>
-              <w:spacing w:after="0"/>
-            </w:pPr>
-            <w:r>
-              <w:rPr>
-                <w:rFonts w:ascii="Arial" w:cs="Arial" w:eastAsia="Arial" w:hAnsi="Arial"/>
-                <w:b/>
-                <w:bCs/>
-                <w:i w:val="false"/>
-                <w:iCs w:val="false"/>
-                <w:sz w:val="18"/>
-                <w:szCs w:val="18"/>
-              </w:rPr>
-              <w:t xml:space="preserve">PARTIE 3 — Contrôle qualité : mes surfaces respectent-elles le CDC ?</w:t>
-            </w:r>
-          </w:p>
-        </w:tc>
-      </w:tr>
-    </w:tbl>
-    <w:p>
-      <w:pPr>
-        <w:spacing w:after="40"/>
+        <w:spacing w:after="64"/>
       </w:pPr>
     </w:p>
     <w:tbl>
@@ -1682,8 +1682,8 @@
                 <w:bCs/>
                 <w:i w:val="false"/>
                 <w:iCs w:val="false"/>
-                <w:sz w:val="16"/>
-                <w:szCs w:val="16"/>
+                <w:sz w:val="24"/>
+                <w:szCs w:val="24"/>
               </w:rPr>
               <w:t xml:space="preserve">Pièce</w:t>
             </w:r>
@@ -1718,8 +1718,8 @@
                 <w:bCs/>
                 <w:i w:val="false"/>
                 <w:iCs w:val="false"/>
-                <w:sz w:val="16"/>
-                <w:szCs w:val="16"/>
+                <w:sz w:val="24"/>
+                <w:szCs w:val="24"/>
               </w:rPr>
               <w:t xml:space="preserve">Surface mini (CDC)</w:t>
             </w:r>
@@ -1754,8 +1754,8 @@
                 <w:bCs/>
                 <w:i w:val="false"/>
                 <w:iCs w:val="false"/>
-                <w:sz w:val="16"/>
-                <w:szCs w:val="16"/>
+                <w:sz w:val="24"/>
+                <w:szCs w:val="24"/>
               </w:rPr>
               <w:t xml:space="preserve">Surface affichée (Sweet Home)</w:t>
             </w:r>
@@ -1790,8 +1790,8 @@
                 <w:bCs/>
                 <w:i w:val="false"/>
                 <w:iCs w:val="false"/>
-                <w:sz w:val="16"/>
-                <w:szCs w:val="16"/>
+                <w:sz w:val="24"/>
+                <w:szCs w:val="24"/>
               </w:rPr>
               <w:t xml:space="preserve">Conforme ?</w:t>
             </w:r>
@@ -1827,8 +1827,8 @@
                 <w:bCs w:val="false"/>
                 <w:i w:val="false"/>
                 <w:iCs w:val="false"/>
-                <w:sz w:val="16"/>
-                <w:szCs w:val="16"/>
+                <w:sz w:val="24"/>
+                <w:szCs w:val="24"/>
               </w:rPr>
               <w:t xml:space="preserve">Séjour</w:t>
             </w:r>
@@ -1862,8 +1862,8 @@
                 <w:bCs w:val="false"/>
                 <w:i w:val="false"/>
                 <w:iCs w:val="false"/>
-                <w:sz w:val="16"/>
-                <w:szCs w:val="16"/>
+                <w:sz w:val="24"/>
+                <w:szCs w:val="24"/>
               </w:rPr>
               <w:t xml:space="preserve">12 m²</w:t>
             </w:r>
@@ -1897,10 +1897,10 @@
                 <w:bCs w:val="false"/>
                 <w:i w:val="false"/>
                 <w:iCs w:val="false"/>
-                <w:sz w:val="16"/>
-                <w:szCs w:val="16"/>
-              </w:rPr>
-              <w:t xml:space="preserve">............ m²</w:t>
+                <w:sz w:val="24"/>
+                <w:szCs w:val="24"/>
+              </w:rPr>
+              <w:t xml:space="preserve">...... m²</w:t>
             </w:r>
           </w:p>
         </w:tc>
@@ -1932,8 +1932,8 @@
                 <w:bCs w:val="false"/>
                 <w:i w:val="false"/>
                 <w:iCs w:val="false"/>
-                <w:sz w:val="16"/>
-                <w:szCs w:val="16"/>
+                <w:sz w:val="24"/>
+                <w:szCs w:val="24"/>
               </w:rPr>
               <w:t xml:space="preserve">☐ oui ☐ non</w:t>
             </w:r>
@@ -1969,8 +1969,8 @@
                 <w:bCs w:val="false"/>
                 <w:i w:val="false"/>
                 <w:iCs w:val="false"/>
-                <w:sz w:val="16"/>
-                <w:szCs w:val="16"/>
+                <w:sz w:val="24"/>
+                <w:szCs w:val="24"/>
               </w:rPr>
               <w:t xml:space="preserve">Cuisine</w:t>
             </w:r>
@@ -2004,8 +2004,8 @@
                 <w:bCs w:val="false"/>
                 <w:i w:val="false"/>
                 <w:iCs w:val="false"/>
-                <w:sz w:val="16"/>
-                <w:szCs w:val="16"/>
+                <w:sz w:val="24"/>
+                <w:szCs w:val="24"/>
               </w:rPr>
               <w:t xml:space="preserve">8 m²</w:t>
             </w:r>
@@ -2039,10 +2039,10 @@
                 <w:bCs w:val="false"/>
                 <w:i w:val="false"/>
                 <w:iCs w:val="false"/>
-                <w:sz w:val="16"/>
-                <w:szCs w:val="16"/>
-              </w:rPr>
-              <w:t xml:space="preserve">............ m²</w:t>
+                <w:sz w:val="24"/>
+                <w:szCs w:val="24"/>
+              </w:rPr>
+              <w:t xml:space="preserve">...... m²</w:t>
             </w:r>
           </w:p>
         </w:tc>
@@ -2074,8 +2074,8 @@
                 <w:bCs w:val="false"/>
                 <w:i w:val="false"/>
                 <w:iCs w:val="false"/>
-                <w:sz w:val="16"/>
-                <w:szCs w:val="16"/>
+                <w:sz w:val="24"/>
+                <w:szCs w:val="24"/>
               </w:rPr>
               <w:t xml:space="preserve">☐ oui ☐ non</w:t>
             </w:r>
@@ -2111,8 +2111,8 @@
                 <w:bCs w:val="false"/>
                 <w:i w:val="false"/>
                 <w:iCs w:val="false"/>
-                <w:sz w:val="16"/>
-                <w:szCs w:val="16"/>
+                <w:sz w:val="24"/>
+                <w:szCs w:val="24"/>
               </w:rPr>
               <w:t xml:space="preserve">Chambre 1</w:t>
             </w:r>
@@ -2146,8 +2146,8 @@
                 <w:bCs w:val="false"/>
                 <w:i w:val="false"/>
                 <w:iCs w:val="false"/>
-                <w:sz w:val="16"/>
-                <w:szCs w:val="16"/>
+                <w:sz w:val="24"/>
+                <w:szCs w:val="24"/>
               </w:rPr>
               <w:t xml:space="preserve">9 m²</w:t>
             </w:r>
@@ -2181,10 +2181,10 @@
                 <w:bCs w:val="false"/>
                 <w:i w:val="false"/>
                 <w:iCs w:val="false"/>
-                <w:sz w:val="16"/>
-                <w:szCs w:val="16"/>
-              </w:rPr>
-              <w:t xml:space="preserve">............ m²</w:t>
+                <w:sz w:val="24"/>
+                <w:szCs w:val="24"/>
+              </w:rPr>
+              <w:t xml:space="preserve">...... m²</w:t>
             </w:r>
           </w:p>
         </w:tc>
@@ -2216,8 +2216,8 @@
                 <w:bCs w:val="false"/>
                 <w:i w:val="false"/>
                 <w:iCs w:val="false"/>
-                <w:sz w:val="16"/>
-                <w:szCs w:val="16"/>
+                <w:sz w:val="24"/>
+                <w:szCs w:val="24"/>
               </w:rPr>
               <w:t xml:space="preserve">☐ oui ☐ non</w:t>
             </w:r>
@@ -2253,8 +2253,8 @@
                 <w:bCs w:val="false"/>
                 <w:i w:val="false"/>
                 <w:iCs w:val="false"/>
-                <w:sz w:val="16"/>
-                <w:szCs w:val="16"/>
+                <w:sz w:val="24"/>
+                <w:szCs w:val="24"/>
               </w:rPr>
               <w:t xml:space="preserve">Salle de bain</w:t>
             </w:r>
@@ -2288,8 +2288,8 @@
                 <w:bCs w:val="false"/>
                 <w:i w:val="false"/>
                 <w:iCs w:val="false"/>
-                <w:sz w:val="16"/>
-                <w:szCs w:val="16"/>
+                <w:sz w:val="24"/>
+                <w:szCs w:val="24"/>
               </w:rPr>
               <w:t xml:space="preserve">4 m²</w:t>
             </w:r>
@@ -2323,10 +2323,10 @@
                 <w:bCs w:val="false"/>
                 <w:i w:val="false"/>
                 <w:iCs w:val="false"/>
-                <w:sz w:val="16"/>
-                <w:szCs w:val="16"/>
-              </w:rPr>
-              <w:t xml:space="preserve">............ m²</w:t>
+                <w:sz w:val="24"/>
+                <w:szCs w:val="24"/>
+              </w:rPr>
+              <w:t xml:space="preserve">...... m²</w:t>
             </w:r>
           </w:p>
         </w:tc>
@@ -2358,8 +2358,8 @@
                 <w:bCs w:val="false"/>
                 <w:i w:val="false"/>
                 <w:iCs w:val="false"/>
-                <w:sz w:val="16"/>
-                <w:szCs w:val="16"/>
+                <w:sz w:val="24"/>
+                <w:szCs w:val="24"/>
               </w:rPr>
               <w:t xml:space="preserve">☐ oui ☐ non</w:t>
             </w:r>
@@ -2369,7 +2369,7 @@
     </w:tbl>
     <w:p>
       <w:pPr>
-        <w:spacing w:after="40" w:before="50"/>
+        <w:spacing w:after="64" w:before="50"/>
       </w:pPr>
       <w:r>
         <w:rPr>
@@ -2378,8 +2378,8 @@
           <w:bCs w:val="false"/>
           <w:i w:val="false"/>
           <w:iCs w:val="false"/>
-          <w:sz w:val="16"/>
-          <w:szCs w:val="16"/>
+          <w:sz w:val="24"/>
+          <w:szCs w:val="24"/>
         </w:rPr>
         <w:t xml:space="preserve">☐ Toutes mes pièces sont nommées et conformes — vérification professeur ✋     </w:t>
       </w:r>
@@ -2420,7 +2420,7 @@
           </w:tcPr>
           <w:p>
             <w:pPr>
-              <w:spacing w:after="60"/>
+              <w:spacing w:after="96"/>
             </w:pPr>
             <w:r>
               <w:rPr>
@@ -2429,61 +2429,61 @@
                 <w:bCs/>
                 <w:i w:val="false"/>
                 <w:iCs w:val="false"/>
-                <w:sz w:val="18"/>
-                <w:szCs w:val="18"/>
+                <w:sz w:val="26"/>
+                <w:szCs w:val="26"/>
               </w:rPr>
               <w:t xml:space="preserve">BILAN — ce que je retiens</w:t>
             </w:r>
           </w:p>
           <w:p>
             <w:pPr>
-              <w:spacing w:after="60"/>
-            </w:pPr>
-            <w:r>
-              <w:rPr>
-                <w:rFonts w:ascii="Arial" w:cs="Arial" w:eastAsia="Arial" w:hAnsi="Arial"/>
-                <w:b w:val="false"/>
-                <w:bCs w:val="false"/>
-                <w:i w:val="false"/>
-                <w:iCs w:val="false"/>
-                <w:sz w:val="16"/>
-                <w:szCs w:val="16"/>
-              </w:rPr>
-              <w:t xml:space="preserve">• La zone 3 sert à dessiner le plan en 2D, la zone 4 montre la maison en ............ .</w:t>
-            </w:r>
-          </w:p>
-          <w:p>
-            <w:pPr>
-              <w:spacing w:after="60"/>
-            </w:pPr>
-            <w:r>
-              <w:rPr>
-                <w:rFonts w:ascii="Arial" w:cs="Arial" w:eastAsia="Arial" w:hAnsi="Arial"/>
-                <w:b w:val="false"/>
-                <w:bCs w:val="false"/>
-                <w:i w:val="false"/>
-                <w:iCs w:val="false"/>
-                <w:sz w:val="16"/>
-                <w:szCs w:val="16"/>
-              </w:rPr>
-              <w:t xml:space="preserve">• Je nomme mes pièces : le logiciel affiche leur ...................................... , que je compare au CDC.</w:t>
-            </w:r>
-          </w:p>
-          <w:p>
-            <w:pPr>
-              <w:spacing w:after="60"/>
-            </w:pPr>
-            <w:r>
-              <w:rPr>
-                <w:rFonts w:ascii="Arial" w:cs="Arial" w:eastAsia="Arial" w:hAnsi="Arial"/>
-                <w:b w:val="false"/>
-                <w:bCs w:val="false"/>
-                <w:i w:val="false"/>
-                <w:iCs w:val="false"/>
-                <w:sz w:val="16"/>
-                <w:szCs w:val="16"/>
-              </w:rPr>
-              <w:t xml:space="preserve">• J'enregistre dès le début puis régulièrement avec ...................... .</w:t>
+              <w:spacing w:after="96"/>
+            </w:pPr>
+            <w:r>
+              <w:rPr>
+                <w:rFonts w:ascii="Arial" w:cs="Arial" w:eastAsia="Arial" w:hAnsi="Arial"/>
+                <w:b w:val="false"/>
+                <w:bCs w:val="false"/>
+                <w:i w:val="false"/>
+                <w:iCs w:val="false"/>
+                <w:sz w:val="24"/>
+                <w:szCs w:val="24"/>
+              </w:rPr>
+              <w:t xml:space="preserve">• La zone 3 sert à dessiner le plan en 2D, la zone 4 montre la maison en ...... .</w:t>
+            </w:r>
+          </w:p>
+          <w:p>
+            <w:pPr>
+              <w:spacing w:after="96"/>
+            </w:pPr>
+            <w:r>
+              <w:rPr>
+                <w:rFonts w:ascii="Arial" w:cs="Arial" w:eastAsia="Arial" w:hAnsi="Arial"/>
+                <w:b w:val="false"/>
+                <w:bCs w:val="false"/>
+                <w:i w:val="false"/>
+                <w:iCs w:val="false"/>
+                <w:sz w:val="24"/>
+                <w:szCs w:val="24"/>
+              </w:rPr>
+              <w:t xml:space="preserve">• Je nomme mes pièces : le logiciel affiche leur .................... , que je compare au CDC.</w:t>
+            </w:r>
+          </w:p>
+          <w:p>
+            <w:pPr>
+              <w:spacing w:after="96"/>
+            </w:pPr>
+            <w:r>
+              <w:rPr>
+                <w:rFonts w:ascii="Arial" w:cs="Arial" w:eastAsia="Arial" w:hAnsi="Arial"/>
+                <w:b w:val="false"/>
+                <w:bCs w:val="false"/>
+                <w:i w:val="false"/>
+                <w:iCs w:val="false"/>
+                <w:sz w:val="24"/>
+                <w:szCs w:val="24"/>
+              </w:rPr>
+              <w:t xml:space="preserve">• J'enregistre dès le début puis régulièrement avec .......... .</w:t>
             </w:r>
           </w:p>
         </w:tc>
@@ -2501,8 +2501,8 @@
           <w:bCs w:val="false"/>
           <w:i/>
           <w:iCs/>
-          <w:sz w:val="16"/>
-          <w:szCs w:val="16"/>
+          <w:sz w:val="24"/>
+          <w:szCs w:val="24"/>
         </w:rPr>
         <w:t xml:space="preserve">« Construire deux fois : d'abord à l'écran, ensuite pour de vrai. »</w:t>
       </w:r>
@@ -2696,8 +2696,8 @@
     <w:rPrDefault>
       <w:rPr>
         <w:rFonts w:ascii="Arial" w:cs="Arial" w:eastAsia="Arial" w:hAnsi="Arial"/>
-        <w:sz w:val="16"/>
-        <w:szCs w:val="16"/>
+        <w:sz w:val="24"/>
+        <w:szCs w:val="24"/>
       </w:rPr>
     </w:rPrDefault>
     <w:pPrDefault/>

--- a/public/2026/seq05/FICHE_S5-A03_SweetHome1_5eme.docx
+++ b/public/2026/seq05/FICHE_S5-A03_SweetHome1_5eme.docx
@@ -21,6 +21,9 @@
         <w:gridCol w:w="1200"/>
       </w:tblGrid>
       <w:tr>
+        <w:trPr>
+          <w:cantSplit/>
+        </w:trPr>
         <w:tc>
           <w:tcPr>
             <w:tcW w:type="dxa" w:w="1266"/>
@@ -210,6 +213,32 @@
               <w:t xml:space="preserve">ACTIVITÉ N°03</w:t>
             </w:r>
           </w:p>
+          <w:p>
+            <w:pPr>
+              <w:spacing w:after="0"/>
+            </w:pPr>
+            <w:r>
+              <w:rPr>
+                <w:rFonts w:ascii="Arial" w:cs="Arial" w:eastAsia="Arial" w:hAnsi="Arial"/>
+                <w:sz w:val="14"/>
+                <w:szCs w:val="14"/>
+              </w:rPr>
+              <w:t xml:space="preserve">NOM : ..............................</w:t>
+            </w:r>
+          </w:p>
+          <w:p>
+            <w:pPr>
+              <w:spacing w:after="0"/>
+            </w:pPr>
+            <w:r>
+              <w:rPr>
+                <w:rFonts w:ascii="Arial" w:cs="Arial" w:eastAsia="Arial" w:hAnsi="Arial"/>
+                <w:sz w:val="14"/>
+                <w:szCs w:val="14"/>
+              </w:rPr>
+              <w:t xml:space="preserve">PRÉNOM : .........................</w:t>
+            </w:r>
+          </w:p>
         </w:tc>
         <w:tc>
           <w:tcPr>
@@ -295,149 +324,48 @@
         </w:tblBorders>
       </w:tblPr>
       <w:tblGrid>
-        <w:gridCol w:w="2340"/>
-        <w:gridCol w:w="2340"/>
-        <w:gridCol w:w="2340"/>
-        <w:gridCol w:w="2340"/>
+        <w:gridCol w:w="9360"/>
       </w:tblGrid>
       <w:tr>
-        <w:tc>
-          <w:tcPr>
-            <w:tcW w:type="dxa" w:w="2340"/>
-            <w:tcBorders>
-              <w:top w:val="single" w:color="000000" w:sz="6"/>
-              <w:left w:val="single" w:color="000000" w:sz="6"/>
-              <w:bottom w:val="single" w:color="000000" w:sz="6"/>
-              <w:right w:val="single" w:color="000000" w:sz="6"/>
-            </w:tcBorders>
-            <w:tcMar>
-              <w:top w:type="dxa" w:w="40"/>
-              <w:left w:type="dxa" w:w="80"/>
-              <w:bottom w:type="dxa" w:w="40"/>
-              <w:right w:type="dxa" w:w="80"/>
-            </w:tcMar>
-            <w:vAlign w:val="center"/>
-          </w:tcPr>
-          <w:p>
-            <w:pPr>
-              <w:spacing w:after="0"/>
-            </w:pPr>
-            <w:r>
-              <w:rPr>
-                <w:rFonts w:ascii="Arial" w:cs="Arial" w:eastAsia="Arial" w:hAnsi="Arial"/>
-                <w:b w:val="false"/>
-                <w:bCs w:val="false"/>
-                <w:i w:val="false"/>
-                <w:iCs w:val="false"/>
-                <w:sz w:val="24"/>
-                <w:szCs w:val="24"/>
-              </w:rPr>
-              <w:t xml:space="preserve">NOM : </w:t>
-            </w:r>
-          </w:p>
-        </w:tc>
-        <w:tc>
-          <w:tcPr>
-            <w:tcW w:type="dxa" w:w="2340"/>
-            <w:tcBorders>
-              <w:top w:val="single" w:color="000000" w:sz="6"/>
-              <w:left w:val="single" w:color="000000" w:sz="6"/>
-              <w:bottom w:val="single" w:color="000000" w:sz="6"/>
-              <w:right w:val="single" w:color="000000" w:sz="6"/>
-            </w:tcBorders>
-            <w:tcMar>
-              <w:top w:type="dxa" w:w="40"/>
-              <w:left w:type="dxa" w:w="80"/>
-              <w:bottom w:type="dxa" w:w="40"/>
-              <w:right w:type="dxa" w:w="80"/>
-            </w:tcMar>
-            <w:vAlign w:val="center"/>
-          </w:tcPr>
-          <w:p>
-            <w:pPr>
-              <w:spacing w:after="0"/>
-            </w:pPr>
-            <w:r>
-              <w:rPr>
-                <w:rFonts w:ascii="Arial" w:cs="Arial" w:eastAsia="Arial" w:hAnsi="Arial"/>
-                <w:b w:val="false"/>
-                <w:bCs w:val="false"/>
-                <w:i w:val="false"/>
-                <w:iCs w:val="false"/>
-                <w:sz w:val="24"/>
-                <w:szCs w:val="24"/>
-              </w:rPr>
-              <w:t xml:space="preserve">PRÉNOM : </w:t>
-            </w:r>
-          </w:p>
-        </w:tc>
-        <w:tc>
-          <w:tcPr>
-            <w:tcW w:type="dxa" w:w="2340"/>
-            <w:tcBorders>
-              <w:top w:val="single" w:color="000000" w:sz="6"/>
-              <w:left w:val="single" w:color="000000" w:sz="6"/>
-              <w:bottom w:val="single" w:color="000000" w:sz="6"/>
-              <w:right w:val="single" w:color="000000" w:sz="6"/>
-            </w:tcBorders>
-            <w:tcMar>
-              <w:top w:type="dxa" w:w="40"/>
-              <w:left w:type="dxa" w:w="80"/>
-              <w:bottom w:type="dxa" w:w="40"/>
-              <w:right w:type="dxa" w:w="80"/>
-            </w:tcMar>
-            <w:vAlign w:val="center"/>
-          </w:tcPr>
-          <w:p>
-            <w:pPr>
-              <w:spacing w:after="0"/>
-            </w:pPr>
-            <w:r>
-              <w:rPr>
-                <w:rFonts w:ascii="Arial" w:cs="Arial" w:eastAsia="Arial" w:hAnsi="Arial"/>
-                <w:b w:val="false"/>
-                <w:bCs w:val="false"/>
-                <w:i w:val="false"/>
-                <w:iCs w:val="false"/>
-                <w:sz w:val="24"/>
-                <w:szCs w:val="24"/>
-              </w:rPr>
-              <w:t xml:space="preserve">CLASSE : </w:t>
-            </w:r>
-          </w:p>
-        </w:tc>
-        <w:tc>
-          <w:tcPr>
-            <w:tcW w:type="dxa" w:w="2340"/>
-            <w:tcBorders>
-              <w:top w:val="single" w:color="000000" w:sz="6"/>
-              <w:left w:val="single" w:color="000000" w:sz="6"/>
-              <w:bottom w:val="single" w:color="000000" w:sz="6"/>
-              <w:right w:val="single" w:color="000000" w:sz="6"/>
-            </w:tcBorders>
-            <w:tcMar>
-              <w:top w:type="dxa" w:w="40"/>
-              <w:left w:type="dxa" w:w="80"/>
-              <w:bottom w:type="dxa" w:w="40"/>
-              <w:right w:type="dxa" w:w="80"/>
-            </w:tcMar>
-            <w:vAlign w:val="center"/>
-          </w:tcPr>
-          <w:p>
-            <w:pPr>
-              <w:spacing w:after="0"/>
-            </w:pPr>
-            <w:r>
-              <w:rPr>
-                <w:rFonts w:ascii="Arial" w:cs="Arial" w:eastAsia="Arial" w:hAnsi="Arial"/>
-                <w:b w:val="false"/>
-                <w:bCs w:val="false"/>
-                <w:i w:val="false"/>
-                <w:iCs w:val="false"/>
-                <w:sz w:val="24"/>
-                <w:szCs w:val="24"/>
-              </w:rPr>
-              <w:t xml:space="preserve">MAISON : </w:t>
+        <w:trPr>
+          <w:cantSplit/>
+        </w:trPr>
+        <w:tc>
+          <w:tcPr>
+            <w:tcW w:type="dxa" w:w="9360"/>
+            <w:tcBorders>
+              <w:top w:val="single" w:color="000000" w:sz="6"/>
+              <w:left w:val="single" w:color="000000" w:sz="6"/>
+              <w:bottom w:val="single" w:color="000000" w:sz="6"/>
+              <w:right w:val="single" w:color="000000" w:sz="6"/>
+            </w:tcBorders>
+            <w:shd w:fill="D9D9D9" w:val="clear"/>
+            <w:tcMar>
+              <w:top w:type="dxa" w:w="40"/>
+              <w:left w:type="dxa" w:w="80"/>
+              <w:bottom w:type="dxa" w:w="40"/>
+              <w:right w:type="dxa" w:w="80"/>
+            </w:tcMar>
+            <w:vAlign w:val="center"/>
+          </w:tcPr>
+          <w:p>
+            <w:pPr>
+              <w:keepNext/>
+              <w:keepLines/>
+              <w:spacing w:after="0"/>
+              <w:jc w:val="center"/>
+            </w:pPr>
+            <w:r>
+              <w:rPr>
+                <w:rFonts w:ascii="Arial" w:cs="Arial" w:eastAsia="Arial" w:hAnsi="Arial"/>
+                <w:b/>
+                <w:bCs/>
+                <w:i w:val="false"/>
+                <w:iCs w:val="false"/>
+                <w:sz w:val="32"/>
+                <w:szCs w:val="32"/>
+              </w:rPr>
+              <w:t xml:space="preserve">SWEET HOME 3D (1) : PIÈCES ET MURS</w:t>
             </w:r>
           </w:p>
         </w:tc>
@@ -445,6 +373,8 @@
     </w:tbl>
     <w:p>
       <w:pPr>
+        <w:keepNext/>
+        <w:keepLines/>
         <w:spacing w:after="128"/>
       </w:pPr>
     </w:p>
@@ -464,6 +394,9 @@
         <w:gridCol w:w="9360"/>
       </w:tblGrid>
       <w:tr>
+        <w:trPr>
+          <w:cantSplit/>
+        </w:trPr>
         <w:tc>
           <w:tcPr>
             <w:tcW w:type="dxa" w:w="9360"/>
@@ -473,31 +406,50 @@
               <w:bottom w:val="single" w:color="000000" w:sz="6"/>
               <w:right w:val="single" w:color="000000" w:sz="6"/>
             </w:tcBorders>
-            <w:shd w:fill="D9D9D9" w:val="clear"/>
-            <w:tcMar>
-              <w:top w:type="dxa" w:w="40"/>
-              <w:left w:type="dxa" w:w="80"/>
-              <w:bottom w:type="dxa" w:w="40"/>
-              <w:right w:type="dxa" w:w="80"/>
-            </w:tcMar>
-            <w:vAlign w:val="center"/>
-          </w:tcPr>
-          <w:p>
-            <w:pPr>
-              <w:spacing w:after="0"/>
-              <w:jc w:val="center"/>
+            <w:tcMar>
+              <w:top w:type="dxa" w:w="100"/>
+              <w:left w:type="dxa" w:w="120"/>
+              <w:bottom w:type="dxa" w:w="100"/>
+              <w:right w:type="dxa" w:w="120"/>
+            </w:tcMar>
+            <w:vAlign w:val="center"/>
+          </w:tcPr>
+          <w:p>
+            <w:pPr>
+              <w:keepNext/>
+              <w:keepLines/>
+              <w:spacing w:after="96"/>
+            </w:pPr>
+            <w:r>
+              <w:rPr>
+                <w:rFonts w:ascii="Arial" w:cs="Arial" w:eastAsia="Arial" w:hAnsi="Arial"/>
+                <w:b w:val="false"/>
+                <w:bCs w:val="false"/>
+                <w:i w:val="false"/>
+                <w:iCs w:val="false"/>
+                <w:sz w:val="24"/>
+                <w:szCs w:val="24"/>
+              </w:rPr>
+              <w:t xml:space="preserve">Ton plan papier est validé ! Direction le bureau d'études : la maquette numérique permet de VISITER la maison avant même de poser la première brique.</w:t>
+            </w:r>
+          </w:p>
+          <w:p>
+            <w:pPr>
+              <w:keepNext/>
+              <w:keepLines/>
+              <w:spacing w:after="0"/>
             </w:pPr>
             <w:r>
               <w:rPr>
                 <w:rFonts w:ascii="Arial" w:cs="Arial" w:eastAsia="Arial" w:hAnsi="Arial"/>
                 <w:b/>
                 <w:bCs/>
-                <w:i w:val="false"/>
-                <w:iCs w:val="false"/>
-                <w:sz w:val="32"/>
-                <w:szCs w:val="32"/>
-              </w:rPr>
-              <w:t xml:space="preserve">SWEET HOME 3D (1) : PIÈCES ET MURS</w:t>
+                <w:i/>
+                <w:iCs/>
+                <w:sz w:val="24"/>
+                <w:szCs w:val="24"/>
+              </w:rPr>
+              <w:t xml:space="preserve">❓ Comment transformer mon plan papier en maquette numérique ?</w:t>
             </w:r>
           </w:p>
         </w:tc>
@@ -505,145 +457,35 @@
     </w:tbl>
     <w:p>
       <w:pPr>
-        <w:spacing w:after="128"/>
+        <w:keepNext/>
+        <w:keepLines/>
+        <w:pBdr>
+          <w:top w:val="single" w:color="000000" w:sz="6" w:space="4"/>
+          <w:left w:val="single" w:color="000000" w:sz="6" w:space="4"/>
+          <w:bottom w:val="single" w:color="000000" w:sz="6" w:space="4"/>
+          <w:right w:val="single" w:color="000000" w:sz="6" w:space="4"/>
+        </w:pBdr>
+        <w:shd w:val="clear" w:color="auto" w:fill="D9D9D9"/>
+        <w:spacing w:before="150" w:after="130"/>
+        <w:ind w:left="0" w:right="1106"/>
       </w:pPr>
-    </w:p>
-    <w:tbl>
-      <w:tblPr>
-        <w:tblW w:type="dxa" w:w="9360"/>
-        <w:tblBorders>
-          <w:top w:val="single" w:color="auto" w:sz="4"/>
-          <w:left w:val="single" w:color="auto" w:sz="4"/>
-          <w:bottom w:val="single" w:color="auto" w:sz="4"/>
-          <w:right w:val="single" w:color="auto" w:sz="4"/>
-          <w:insideH w:val="single" w:color="auto" w:sz="4"/>
-          <w:insideV w:val="single" w:color="auto" w:sz="4"/>
-        </w:tblBorders>
-      </w:tblPr>
-      <w:tblGrid>
-        <w:gridCol w:w="9360"/>
-      </w:tblGrid>
-      <w:tr>
-        <w:tc>
-          <w:tcPr>
-            <w:tcW w:type="dxa" w:w="9360"/>
-            <w:tcBorders>
-              <w:top w:val="single" w:color="000000" w:sz="6"/>
-              <w:left w:val="single" w:color="000000" w:sz="6"/>
-              <w:bottom w:val="single" w:color="000000" w:sz="6"/>
-              <w:right w:val="single" w:color="000000" w:sz="6"/>
-            </w:tcBorders>
-            <w:tcMar>
-              <w:top w:type="dxa" w:w="100"/>
-              <w:left w:type="dxa" w:w="120"/>
-              <w:bottom w:type="dxa" w:w="100"/>
-              <w:right w:type="dxa" w:w="120"/>
-            </w:tcMar>
-            <w:vAlign w:val="center"/>
-          </w:tcPr>
-          <w:p>
-            <w:pPr>
-              <w:spacing w:after="96"/>
-            </w:pPr>
-            <w:r>
-              <w:rPr>
-                <w:rFonts w:ascii="Arial" w:cs="Arial" w:eastAsia="Arial" w:hAnsi="Arial"/>
-                <w:b w:val="false"/>
-                <w:bCs w:val="false"/>
-                <w:i w:val="false"/>
-                <w:iCs w:val="false"/>
-                <w:sz w:val="24"/>
-                <w:szCs w:val="24"/>
-              </w:rPr>
-              <w:t xml:space="preserve">Ton plan papier est validé ! Direction le bureau d'études : la maquette numérique permet de VISITER la maison avant même de poser la première brique.</w:t>
-            </w:r>
-          </w:p>
-          <w:p>
-            <w:pPr>
-              <w:spacing w:after="0"/>
-            </w:pPr>
-            <w:r>
-              <w:rPr>
-                <w:rFonts w:ascii="Arial" w:cs="Arial" w:eastAsia="Arial" w:hAnsi="Arial"/>
-                <w:b/>
-                <w:bCs/>
-                <w:i/>
-                <w:iCs/>
-                <w:sz w:val="24"/>
-                <w:szCs w:val="24"/>
-              </w:rPr>
-              <w:t xml:space="preserve">❓ Comment transformer mon plan papier en maquette numérique ?</w:t>
-            </w:r>
-          </w:p>
-        </w:tc>
-      </w:tr>
-    </w:tbl>
-    <w:p>
-      <w:pPr>
-        <w:spacing w:after="128"/>
-      </w:pPr>
-    </w:p>
-    <w:tbl>
-      <w:tblPr>
-        <w:tblW w:type="dxa" w:w="9360"/>
-        <w:tblBorders>
-          <w:top w:val="single" w:color="auto" w:sz="4"/>
-          <w:left w:val="single" w:color="auto" w:sz="4"/>
-          <w:bottom w:val="single" w:color="auto" w:sz="4"/>
-          <w:right w:val="single" w:color="auto" w:sz="4"/>
-          <w:insideH w:val="single" w:color="auto" w:sz="4"/>
-          <w:insideV w:val="single" w:color="auto" w:sz="4"/>
-        </w:tblBorders>
-      </w:tblPr>
-      <w:tblGrid>
-        <w:gridCol w:w="9360"/>
-      </w:tblGrid>
-      <w:tr>
-        <w:tc>
-          <w:tcPr>
-            <w:tcW w:type="dxa" w:w="9360"/>
-            <w:tcBorders>
-              <w:top w:val="single" w:color="000000" w:sz="6"/>
-              <w:left w:val="single" w:color="000000" w:sz="6"/>
-              <w:bottom w:val="single" w:color="000000" w:sz="6"/>
-              <w:right w:val="single" w:color="000000" w:sz="6"/>
-            </w:tcBorders>
-            <w:shd w:fill="F2F2F2" w:val="clear"/>
-            <w:tcMar>
-              <w:top w:type="dxa" w:w="40"/>
-              <w:left w:type="dxa" w:w="80"/>
-              <w:bottom w:type="dxa" w:w="40"/>
-              <w:right w:type="dxa" w:w="80"/>
-            </w:tcMar>
-            <w:vAlign w:val="center"/>
-          </w:tcPr>
-          <w:p>
-            <w:pPr>
-              <w:spacing w:after="0"/>
-            </w:pPr>
-            <w:r>
-              <w:rPr>
-                <w:rFonts w:ascii="Arial" w:cs="Arial" w:eastAsia="Arial" w:hAnsi="Arial"/>
-                <w:b/>
-                <w:bCs/>
-                <w:i w:val="false"/>
-                <w:iCs w:val="false"/>
-                <w:sz w:val="26"/>
-                <w:szCs w:val="26"/>
-              </w:rPr>
-              <w:t xml:space="preserve">PARTIE 1 — Les 4 zones du logiciel  (document projeté)</w:t>
-            </w:r>
-          </w:p>
-        </w:tc>
-      </w:tr>
-    </w:tbl>
-    <w:p>
-      <w:pPr>
-        <w:spacing w:after="64"/>
-      </w:pPr>
+      <w:r>
+        <w:rPr>
+          <w:rFonts w:ascii="Arial" w:cs="Arial" w:eastAsia="Arial" w:hAnsi="Arial"/>
+          <w:b/>
+          <w:bCs/>
+          <w:i w:val="false"/>
+          <w:iCs w:val="false"/>
+          <w:sz w:val="26"/>
+          <w:szCs w:val="26"/>
+        </w:rPr>
+        <w:t xml:space="preserve">PARTIE 1 — Les 4 zones du logiciel  (document projeté)</w:t>
+      </w:r>
     </w:p>
     <w:p>
       <w:pPr>
+        <w:keepNext/>
+        <w:keepLines/>
         <w:spacing w:after="96"/>
       </w:pPr>
       <w:r>
@@ -676,6 +518,9 @@
         <w:gridCol w:w="5960"/>
       </w:tblGrid>
       <w:tr>
+        <w:trPr>
+          <w:cantSplit/>
+        </w:trPr>
         <w:tc>
           <w:tcPr>
             <w:tcW w:type="dxa" w:w="3400"/>
@@ -696,6 +541,8 @@
           </w:tcPr>
           <w:p>
             <w:pPr>
+              <w:keepNext/>
+              <w:keepLines/>
               <w:spacing w:after="0"/>
             </w:pPr>
             <w:r>
@@ -732,6 +579,8 @@
           </w:tcPr>
           <w:p>
             <w:pPr>
+              <w:keepNext/>
+              <w:keepLines/>
               <w:spacing w:after="0"/>
             </w:pPr>
             <w:r>
@@ -750,6 +599,9 @@
         </w:tc>
       </w:tr>
       <w:tr>
+        <w:trPr>
+          <w:cantSplit/>
+        </w:trPr>
         <w:tc>
           <w:tcPr>
             <w:tcW w:type="dxa" w:w="3400"/>
@@ -769,6 +621,8 @@
           </w:tcPr>
           <w:p>
             <w:pPr>
+              <w:keepNext/>
+              <w:keepLines/>
               <w:spacing w:after="0"/>
             </w:pPr>
             <w:r>
@@ -804,6 +658,8 @@
           </w:tcPr>
           <w:p>
             <w:pPr>
+              <w:keepNext/>
+              <w:keepLines/>
               <w:spacing w:after="0"/>
             </w:pPr>
             <w:r>
@@ -822,6 +678,9 @@
         </w:tc>
       </w:tr>
       <w:tr>
+        <w:trPr>
+          <w:cantSplit/>
+        </w:trPr>
         <w:tc>
           <w:tcPr>
             <w:tcW w:type="dxa" w:w="3400"/>
@@ -841,6 +700,8 @@
           </w:tcPr>
           <w:p>
             <w:pPr>
+              <w:keepNext/>
+              <w:keepLines/>
               <w:spacing w:after="0"/>
             </w:pPr>
             <w:r>
@@ -876,6 +737,8 @@
           </w:tcPr>
           <w:p>
             <w:pPr>
+              <w:keepNext/>
+              <w:keepLines/>
               <w:spacing w:after="0"/>
             </w:pPr>
             <w:r>
@@ -894,6 +757,9 @@
         </w:tc>
       </w:tr>
       <w:tr>
+        <w:trPr>
+          <w:cantSplit/>
+        </w:trPr>
         <w:tc>
           <w:tcPr>
             <w:tcW w:type="dxa" w:w="3400"/>
@@ -913,6 +779,8 @@
           </w:tcPr>
           <w:p>
             <w:pPr>
+              <w:keepNext/>
+              <w:keepLines/>
               <w:spacing w:after="0"/>
             </w:pPr>
             <w:r>
@@ -948,6 +816,8 @@
           </w:tcPr>
           <w:p>
             <w:pPr>
+              <w:keepNext/>
+              <w:keepLines/>
               <w:spacing w:after="0"/>
             </w:pPr>
             <w:r>
@@ -966,6 +836,9 @@
         </w:tc>
       </w:tr>
       <w:tr>
+        <w:trPr>
+          <w:cantSplit/>
+        </w:trPr>
         <w:tc>
           <w:tcPr>
             <w:tcW w:type="dxa" w:w="3400"/>
@@ -1040,70 +913,35 @@
     </w:tbl>
     <w:p>
       <w:pPr>
-        <w:spacing w:after="80"/>
+        <w:keepNext/>
+        <w:keepLines/>
+        <w:pBdr>
+          <w:top w:val="single" w:color="000000" w:sz="6" w:space="4"/>
+          <w:left w:val="single" w:color="000000" w:sz="6" w:space="4"/>
+          <w:bottom w:val="single" w:color="000000" w:sz="6" w:space="4"/>
+          <w:right w:val="single" w:color="000000" w:sz="6" w:space="4"/>
+        </w:pBdr>
+        <w:shd w:val="clear" w:color="auto" w:fill="D9D9D9"/>
+        <w:spacing w:before="150" w:after="130"/>
+        <w:ind w:left="0" w:right="1106"/>
       </w:pPr>
-    </w:p>
-    <w:tbl>
-      <w:tblPr>
-        <w:tblW w:type="dxa" w:w="9360"/>
-        <w:tblBorders>
-          <w:top w:val="single" w:color="auto" w:sz="4"/>
-          <w:left w:val="single" w:color="auto" w:sz="4"/>
-          <w:bottom w:val="single" w:color="auto" w:sz="4"/>
-          <w:right w:val="single" w:color="auto" w:sz="4"/>
-          <w:insideH w:val="single" w:color="auto" w:sz="4"/>
-          <w:insideV w:val="single" w:color="auto" w:sz="4"/>
-        </w:tblBorders>
-      </w:tblPr>
-      <w:tblGrid>
-        <w:gridCol w:w="9360"/>
-      </w:tblGrid>
-      <w:tr>
-        <w:tc>
-          <w:tcPr>
-            <w:tcW w:type="dxa" w:w="9360"/>
-            <w:tcBorders>
-              <w:top w:val="single" w:color="000000" w:sz="6"/>
-              <w:left w:val="single" w:color="000000" w:sz="6"/>
-              <w:bottom w:val="single" w:color="000000" w:sz="6"/>
-              <w:right w:val="single" w:color="000000" w:sz="6"/>
-            </w:tcBorders>
-            <w:shd w:fill="F2F2F2" w:val="clear"/>
-            <w:tcMar>
-              <w:top w:type="dxa" w:w="40"/>
-              <w:left w:type="dxa" w:w="80"/>
-              <w:bottom w:type="dxa" w:w="40"/>
-              <w:right w:type="dxa" w:w="80"/>
-            </w:tcMar>
-            <w:vAlign w:val="center"/>
-          </w:tcPr>
-          <w:p>
-            <w:pPr>
-              <w:spacing w:after="0"/>
-            </w:pPr>
-            <w:r>
-              <w:rPr>
-                <w:rFonts w:ascii="Arial" w:cs="Arial" w:eastAsia="Arial" w:hAnsi="Arial"/>
-                <w:b/>
-                <w:bCs/>
-                <w:i w:val="false"/>
-                <w:iCs w:val="false"/>
-                <w:sz w:val="26"/>
-                <w:szCs w:val="26"/>
-              </w:rPr>
-              <w:t xml:space="preserve">PARTIE 2 — Pas-à-pas : je construis mes pièces et mes murs  (séance en groupe)</w:t>
-            </w:r>
-          </w:p>
-        </w:tc>
-      </w:tr>
-    </w:tbl>
-    <w:p>
-      <w:pPr>
-        <w:spacing w:after="64"/>
-      </w:pPr>
+      <w:r>
+        <w:rPr>
+          <w:rFonts w:ascii="Arial" w:cs="Arial" w:eastAsia="Arial" w:hAnsi="Arial"/>
+          <w:b/>
+          <w:bCs/>
+          <w:i w:val="false"/>
+          <w:iCs w:val="false"/>
+          <w:sz w:val="26"/>
+          <w:szCs w:val="26"/>
+        </w:rPr>
+        <w:t xml:space="preserve">PARTIE 2 — Pas-à-pas : je construis mes pièces et mes murs  (séance en groupe)</w:t>
+      </w:r>
     </w:p>
     <w:p>
       <w:pPr>
+        <w:keepNext/>
+        <w:keepLines/>
         <w:spacing w:after="96"/>
       </w:pPr>
       <w:r>
@@ -1136,6 +974,9 @@
         <w:gridCol w:w="8460"/>
       </w:tblGrid>
       <w:tr>
+        <w:trPr>
+          <w:cantSplit/>
+        </w:trPr>
         <w:tc>
           <w:tcPr>
             <w:tcW w:type="dxa" w:w="900"/>
@@ -1156,6 +997,8 @@
           </w:tcPr>
           <w:p>
             <w:pPr>
+              <w:keepNext/>
+              <w:keepLines/>
               <w:spacing w:after="0"/>
             </w:pPr>
             <w:r>
@@ -1192,6 +1035,8 @@
           </w:tcPr>
           <w:p>
             <w:pPr>
+              <w:keepNext/>
+              <w:keepLines/>
               <w:spacing w:after="0"/>
             </w:pPr>
             <w:r>
@@ -1210,6 +1055,9 @@
         </w:tc>
       </w:tr>
       <w:tr>
+        <w:trPr>
+          <w:cantSplit/>
+        </w:trPr>
         <w:tc>
           <w:tcPr>
             <w:tcW w:type="dxa" w:w="900"/>
@@ -1229,6 +1077,8 @@
           </w:tcPr>
           <w:p>
             <w:pPr>
+              <w:keepNext/>
+              <w:keepLines/>
               <w:spacing w:after="0"/>
             </w:pPr>
             <w:r>
@@ -1264,6 +1114,8 @@
           </w:tcPr>
           <w:p>
             <w:pPr>
+              <w:keepNext/>
+              <w:keepLines/>
               <w:spacing w:after="0"/>
             </w:pPr>
             <w:r>
@@ -1282,6 +1134,9 @@
         </w:tc>
       </w:tr>
       <w:tr>
+        <w:trPr>
+          <w:cantSplit/>
+        </w:trPr>
         <w:tc>
           <w:tcPr>
             <w:tcW w:type="dxa" w:w="900"/>
@@ -1301,6 +1156,8 @@
           </w:tcPr>
           <w:p>
             <w:pPr>
+              <w:keepNext/>
+              <w:keepLines/>
               <w:spacing w:after="0"/>
             </w:pPr>
             <w:r>
@@ -1336,6 +1193,8 @@
           </w:tcPr>
           <w:p>
             <w:pPr>
+              <w:keepNext/>
+              <w:keepLines/>
               <w:spacing w:after="0"/>
             </w:pPr>
             <w:r>
@@ -1354,6 +1213,9 @@
         </w:tc>
       </w:tr>
       <w:tr>
+        <w:trPr>
+          <w:cantSplit/>
+        </w:trPr>
         <w:tc>
           <w:tcPr>
             <w:tcW w:type="dxa" w:w="900"/>
@@ -1373,6 +1235,8 @@
           </w:tcPr>
           <w:p>
             <w:pPr>
+              <w:keepNext/>
+              <w:keepLines/>
               <w:spacing w:after="0"/>
             </w:pPr>
             <w:r>
@@ -1408,6 +1272,8 @@
           </w:tcPr>
           <w:p>
             <w:pPr>
+              <w:keepNext/>
+              <w:keepLines/>
               <w:spacing w:after="0"/>
             </w:pPr>
             <w:r>
@@ -1426,6 +1292,9 @@
         </w:tc>
       </w:tr>
       <w:tr>
+        <w:trPr>
+          <w:cantSplit/>
+        </w:trPr>
         <w:tc>
           <w:tcPr>
             <w:tcW w:type="dxa" w:w="900"/>
@@ -1445,6 +1314,8 @@
           </w:tcPr>
           <w:p>
             <w:pPr>
+              <w:keepNext/>
+              <w:keepLines/>
               <w:spacing w:after="0"/>
             </w:pPr>
             <w:r>
@@ -1480,6 +1351,8 @@
           </w:tcPr>
           <w:p>
             <w:pPr>
+              <w:keepNext/>
+              <w:keepLines/>
               <w:spacing w:after="0"/>
             </w:pPr>
             <w:r>
@@ -1498,6 +1371,9 @@
         </w:tc>
       </w:tr>
       <w:tr>
+        <w:trPr>
+          <w:cantSplit/>
+        </w:trPr>
         <w:tc>
           <w:tcPr>
             <w:tcW w:type="dxa" w:w="900"/>
@@ -1572,67 +1448,30 @@
     </w:tbl>
     <w:p>
       <w:pPr>
-        <w:spacing w:after="80"/>
+        <w:keepNext/>
+        <w:keepLines/>
+        <w:pBdr>
+          <w:top w:val="single" w:color="000000" w:sz="6" w:space="4"/>
+          <w:left w:val="single" w:color="000000" w:sz="6" w:space="4"/>
+          <w:bottom w:val="single" w:color="000000" w:sz="6" w:space="4"/>
+          <w:right w:val="single" w:color="000000" w:sz="6" w:space="4"/>
+        </w:pBdr>
+        <w:shd w:val="clear" w:color="auto" w:fill="D9D9D9"/>
+        <w:spacing w:before="150" w:after="130"/>
+        <w:ind w:left="0" w:right="1106"/>
       </w:pPr>
-    </w:p>
-    <w:tbl>
-      <w:tblPr>
-        <w:tblW w:type="dxa" w:w="9360"/>
-        <w:tblBorders>
-          <w:top w:val="single" w:color="auto" w:sz="4"/>
-          <w:left w:val="single" w:color="auto" w:sz="4"/>
-          <w:bottom w:val="single" w:color="auto" w:sz="4"/>
-          <w:right w:val="single" w:color="auto" w:sz="4"/>
-          <w:insideH w:val="single" w:color="auto" w:sz="4"/>
-          <w:insideV w:val="single" w:color="auto" w:sz="4"/>
-        </w:tblBorders>
-      </w:tblPr>
-      <w:tblGrid>
-        <w:gridCol w:w="9360"/>
-      </w:tblGrid>
-      <w:tr>
-        <w:tc>
-          <w:tcPr>
-            <w:tcW w:type="dxa" w:w="9360"/>
-            <w:tcBorders>
-              <w:top w:val="single" w:color="000000" w:sz="6"/>
-              <w:left w:val="single" w:color="000000" w:sz="6"/>
-              <w:bottom w:val="single" w:color="000000" w:sz="6"/>
-              <w:right w:val="single" w:color="000000" w:sz="6"/>
-            </w:tcBorders>
-            <w:shd w:fill="F2F2F2" w:val="clear"/>
-            <w:tcMar>
-              <w:top w:type="dxa" w:w="40"/>
-              <w:left w:type="dxa" w:w="80"/>
-              <w:bottom w:type="dxa" w:w="40"/>
-              <w:right w:type="dxa" w:w="80"/>
-            </w:tcMar>
-            <w:vAlign w:val="center"/>
-          </w:tcPr>
-          <w:p>
-            <w:pPr>
-              <w:spacing w:after="0"/>
-            </w:pPr>
-            <w:r>
-              <w:rPr>
-                <w:rFonts w:ascii="Arial" w:cs="Arial" w:eastAsia="Arial" w:hAnsi="Arial"/>
-                <w:b/>
-                <w:bCs/>
-                <w:i w:val="false"/>
-                <w:iCs w:val="false"/>
-                <w:sz w:val="26"/>
-                <w:szCs w:val="26"/>
-              </w:rPr>
-              <w:t xml:space="preserve">PARTIE 3 — Contrôle qualité : mes surfaces respectent-elles le CDC ?</w:t>
-            </w:r>
-          </w:p>
-        </w:tc>
-      </w:tr>
-    </w:tbl>
-    <w:p>
-      <w:pPr>
-        <w:spacing w:after="64"/>
-      </w:pPr>
+      <w:r>
+        <w:rPr>
+          <w:rFonts w:ascii="Arial" w:cs="Arial" w:eastAsia="Arial" w:hAnsi="Arial"/>
+          <w:b/>
+          <w:bCs/>
+          <w:i w:val="false"/>
+          <w:iCs w:val="false"/>
+          <w:sz w:val="26"/>
+          <w:szCs w:val="26"/>
+        </w:rPr>
+        <w:t xml:space="preserve">PARTIE 3 — Contrôle qualité : mes surfaces respectent-elles le CDC ?</w:t>
+      </w:r>
     </w:p>
     <w:tbl>
       <w:tblPr>
@@ -1653,6 +1492,9 @@
         <w:gridCol w:w="1460"/>
       </w:tblGrid>
       <w:tr>
+        <w:trPr>
+          <w:cantSplit/>
+        </w:trPr>
         <w:tc>
           <w:tcPr>
             <w:tcW w:type="dxa" w:w="2600"/>
@@ -1673,6 +1515,8 @@
           </w:tcPr>
           <w:p>
             <w:pPr>
+              <w:keepNext/>
+              <w:keepLines/>
               <w:spacing w:after="0"/>
             </w:pPr>
             <w:r>
@@ -1709,6 +1553,8 @@
           </w:tcPr>
           <w:p>
             <w:pPr>
+              <w:keepNext/>
+              <w:keepLines/>
               <w:spacing w:after="0"/>
             </w:pPr>
             <w:r>
@@ -1745,6 +1591,8 @@
           </w:tcPr>
           <w:p>
             <w:pPr>
+              <w:keepNext/>
+              <w:keepLines/>
               <w:spacing w:after="0"/>
             </w:pPr>
             <w:r>
@@ -1781,6 +1629,8 @@
           </w:tcPr>
           <w:p>
             <w:pPr>
+              <w:keepNext/>
+              <w:keepLines/>
               <w:spacing w:after="0"/>
             </w:pPr>
             <w:r>
@@ -1799,6 +1649,9 @@
         </w:tc>
       </w:tr>
       <w:tr>
+        <w:trPr>
+          <w:cantSplit/>
+        </w:trPr>
         <w:tc>
           <w:tcPr>
             <w:tcW w:type="dxa" w:w="2600"/>
@@ -1818,6 +1671,8 @@
           </w:tcPr>
           <w:p>
             <w:pPr>
+              <w:keepNext/>
+              <w:keepLines/>
               <w:spacing w:after="0"/>
             </w:pPr>
             <w:r>
@@ -1853,6 +1708,8 @@
           </w:tcPr>
           <w:p>
             <w:pPr>
+              <w:keepNext/>
+              <w:keepLines/>
               <w:spacing w:after="0"/>
             </w:pPr>
             <w:r>
@@ -1888,6 +1745,8 @@
           </w:tcPr>
           <w:p>
             <w:pPr>
+              <w:keepNext/>
+              <w:keepLines/>
               <w:spacing w:after="0"/>
             </w:pPr>
             <w:r>
@@ -1923,6 +1782,8 @@
           </w:tcPr>
           <w:p>
             <w:pPr>
+              <w:keepNext/>
+              <w:keepLines/>
               <w:spacing w:after="0"/>
             </w:pPr>
             <w:r>
@@ -1941,6 +1802,9 @@
         </w:tc>
       </w:tr>
       <w:tr>
+        <w:trPr>
+          <w:cantSplit/>
+        </w:trPr>
         <w:tc>
           <w:tcPr>
             <w:tcW w:type="dxa" w:w="2600"/>
@@ -1960,6 +1824,8 @@
           </w:tcPr>
           <w:p>
             <w:pPr>
+              <w:keepNext/>
+              <w:keepLines/>
               <w:spacing w:after="0"/>
             </w:pPr>
             <w:r>
@@ -1995,6 +1861,8 @@
           </w:tcPr>
           <w:p>
             <w:pPr>
+              <w:keepNext/>
+              <w:keepLines/>
               <w:spacing w:after="0"/>
             </w:pPr>
             <w:r>
@@ -2030,6 +1898,8 @@
           </w:tcPr>
           <w:p>
             <w:pPr>
+              <w:keepNext/>
+              <w:keepLines/>
               <w:spacing w:after="0"/>
             </w:pPr>
             <w:r>
@@ -2065,6 +1935,8 @@
           </w:tcPr>
           <w:p>
             <w:pPr>
+              <w:keepNext/>
+              <w:keepLines/>
               <w:spacing w:after="0"/>
             </w:pPr>
             <w:r>
@@ -2083,6 +1955,9 @@
         </w:tc>
       </w:tr>
       <w:tr>
+        <w:trPr>
+          <w:cantSplit/>
+        </w:trPr>
         <w:tc>
           <w:tcPr>
             <w:tcW w:type="dxa" w:w="2600"/>
@@ -2102,6 +1977,8 @@
           </w:tcPr>
           <w:p>
             <w:pPr>
+              <w:keepNext/>
+              <w:keepLines/>
               <w:spacing w:after="0"/>
             </w:pPr>
             <w:r>
@@ -2137,6 +2014,8 @@
           </w:tcPr>
           <w:p>
             <w:pPr>
+              <w:keepNext/>
+              <w:keepLines/>
               <w:spacing w:after="0"/>
             </w:pPr>
             <w:r>
@@ -2172,6 +2051,8 @@
           </w:tcPr>
           <w:p>
             <w:pPr>
+              <w:keepNext/>
+              <w:keepLines/>
               <w:spacing w:after="0"/>
             </w:pPr>
             <w:r>
@@ -2207,6 +2088,8 @@
           </w:tcPr>
           <w:p>
             <w:pPr>
+              <w:keepNext/>
+              <w:keepLines/>
               <w:spacing w:after="0"/>
             </w:pPr>
             <w:r>
@@ -2225,6 +2108,9 @@
         </w:tc>
       </w:tr>
       <w:tr>
+        <w:trPr>
+          <w:cantSplit/>
+        </w:trPr>
         <w:tc>
           <w:tcPr>
             <w:tcW w:type="dxa" w:w="2600"/>
@@ -2400,6 +2286,9 @@
         <w:gridCol w:w="9360"/>
       </w:tblGrid>
       <w:tr>
+        <w:trPr>
+          <w:cantSplit/>
+        </w:trPr>
         <w:tc>
           <w:tcPr>
             <w:tcW w:type="dxa" w:w="9360"/>

--- a/public/2026/seq05/FICHE_S5-A03_SweetHome1_5eme.docx
+++ b/public/2026/seq05/FICHE_S5-A03_SweetHome1_5eme.docx
@@ -211,32 +211,6 @@
                 <w:szCs w:val="16"/>
               </w:rPr>
               <w:t xml:space="preserve">ACTIVITÉ N°03</w:t>
-            </w:r>
-          </w:p>
-          <w:p>
-            <w:pPr>
-              <w:spacing w:after="0"/>
-            </w:pPr>
-            <w:r>
-              <w:rPr>
-                <w:rFonts w:ascii="Arial" w:cs="Arial" w:eastAsia="Arial" w:hAnsi="Arial"/>
-                <w:sz w:val="14"/>
-                <w:szCs w:val="14"/>
-              </w:rPr>
-              <w:t xml:space="preserve">NOM : ..............................</w:t>
-            </w:r>
-          </w:p>
-          <w:p>
-            <w:pPr>
-              <w:spacing w:after="0"/>
-            </w:pPr>
-            <w:r>
-              <w:rPr>
-                <w:rFonts w:ascii="Arial" w:cs="Arial" w:eastAsia="Arial" w:hAnsi="Arial"/>
-                <w:sz w:val="14"/>
-                <w:szCs w:val="14"/>
-              </w:rPr>
-              <w:t xml:space="preserve">PRÉNOM : .........................</w:t>
             </w:r>
           </w:p>
         </w:tc>

--- a/public/2026/seq05/FICHE_S5-A03_SweetHome1_5eme.docx
+++ b/public/2026/seq05/FICHE_S5-A03_SweetHome1_5eme.docx
@@ -345,6 +345,30 @@
         </w:tc>
       </w:tr>
     </w:tbl>
+    <w:p>
+      <w:pPr>
+        <w:keepNext/>
+        <w:spacing w:after="128"/>
+      </w:pPr>
+      <w:r>
+        <w:rPr>
+          <w:rFonts w:ascii="Arial" w:cs="Arial" w:eastAsia="Arial" w:hAnsi="Arial"/>
+          <w:sz w:val="24"/>
+          <w:szCs w:val="24"/>
+          <w:b/>
+          <w:bCs/>
+        </w:rPr>
+        <w:t xml:space="preserve">OBJECTIF — </w:t>
+      </w:r>
+      <w:r>
+        <w:rPr>
+          <w:rFonts w:ascii="Arial" w:cs="Arial" w:eastAsia="Arial" w:hAnsi="Arial"/>
+          <w:sz w:val="24"/>
+          <w:szCs w:val="24"/>
+        </w:rPr>
+        <w:t xml:space="preserve">Tu sauras créer tes pièces dans le logiciel et vérifier leurs surfaces.</w:t>
+      </w:r>
+    </w:p>
     <w:p>
       <w:pPr>
         <w:keepNext/>

--- a/public/2026/seq05/FICHE_S5-A03_SweetHome1_5eme.docx
+++ b/public/2026/seq05/FICHE_S5-A03_SweetHome1_5eme.docx
@@ -453,6 +453,52 @@
         </w:tc>
       </w:tr>
     </w:tbl>
+    <w:p>
+      <w:pPr>
+        <w:keepNext/>
+        <w:pBdr>
+          <w:top w:val="single" w:sz="6" w:space="2" w:color="D9D9D9"/>
+          <w:left w:val="single" w:sz="6" w:space="2" w:color="D9D9D9"/>
+          <w:bottom w:val="single" w:sz="6" w:space="2" w:color="D9D9D9"/>
+          <w:right w:val="single" w:sz="6" w:space="2" w:color="D9D9D9"/>
+        </w:pBdr>
+        <w:shd w:val="clear" w:color="auto" w:fill="F2F2F2"/>
+        <w:spacing w:before="80" w:after="120"/>
+        <w:ind w:left="60" w:right="60"/>
+      </w:pPr>
+      <w:r>
+        <w:rPr>
+          <w:rFonts w:ascii="Arial" w:cs="Arial" w:eastAsia="Arial" w:hAnsi="Arial"/>
+          <w:b/>
+          <w:bCs/>
+          <w:sz w:val="24"/>
+          <w:szCs w:val="24"/>
+        </w:rPr>
+        <w:t xml:space="preserve">RESSOURCE 1 — Sweet Home 3D</w:t>
+      </w:r>
+      <w:r>
+        <w:rPr>
+          <w:rFonts w:ascii="Arial" w:cs="Arial" w:eastAsia="Arial" w:hAnsi="Arial"/>
+          <w:sz w:val="24"/>
+          <w:szCs w:val="24"/>
+        </w:rPr>
+        <w:t xml:space="preserve"> · Logiciel libre · à installer sur le poste</w:t>
+      </w:r>
+      <w:r>
+        <w:rPr>
+          <w:rFonts w:ascii="Arial" w:cs="Arial" w:eastAsia="Arial" w:hAnsi="Arial"/>
+        </w:rPr>
+        <w:br/>
+      </w:r>
+      <w:r>
+        <w:rPr>
+          <w:rFonts w:ascii="Arial" w:cs="Arial" w:eastAsia="Arial" w:hAnsi="Arial"/>
+          <w:sz w:val="22"/>
+          <w:szCs w:val="22"/>
+        </w:rPr>
+        <w:t xml:space="preserve">→ www.sweethome3d.com/fr</w:t>
+      </w:r>
+    </w:p>
     <w:p>
       <w:pPr>
         <w:keepNext/>
